--- a/вкр/ВКР_Демьянцев_606-22 15ии.docx
+++ b/вкр/ВКР_Демьянцев_606-22 15ии.docx
@@ -1800,6 +1800,7 @@
           <w:bdr w:val="nil"/>
         </w:rPr>
       </w:pPr>
+      <w:proofErr w:type="spellStart"/>
       <w:r>
         <w:rPr>
           <w:rFonts w:ascii="Times New Roman" w:eastAsia="Arial Unicode MS" w:hAnsi="Times New Roman" w:cs="Times New Roman"/>
@@ -1809,7 +1810,115 @@
           <w:u w:color="000000"/>
           <w:bdr w:val="nil"/>
         </w:rPr>
-        <w:t xml:space="preserve">Катасев, А. С. Сверточные нейросетеВые МОДЕЛи распознавания эмоций человека ПО ФОТОГРАФИИ / А. С. Катасев, З. Р. Ханова // Вестник Технологического университета. – 2023. – Т. 26, № 4. – С. 76-81. – DOI 10.55421/1998-7072_2023_26_4_76. – EDN MENHPN. </w:t>
+        <w:t>Катасев</w:t>
+      </w:r>
+      <w:proofErr w:type="spellEnd"/>
+      <w:r>
+        <w:rPr>
+          <w:rFonts w:ascii="Times New Roman" w:eastAsia="Arial Unicode MS" w:hAnsi="Times New Roman" w:cs="Times New Roman"/>
+          <w:color w:val="000000"/>
+          <w:sz w:val="24"/>
+          <w:szCs w:val="24"/>
+          <w:u w:color="000000"/>
+          <w:bdr w:val="nil"/>
+        </w:rPr>
+        <w:t xml:space="preserve">, А. С. </w:t>
+      </w:r>
+      <w:proofErr w:type="spellStart"/>
+      <w:r>
+        <w:rPr>
+          <w:rFonts w:ascii="Times New Roman" w:eastAsia="Arial Unicode MS" w:hAnsi="Times New Roman" w:cs="Times New Roman"/>
+          <w:color w:val="000000"/>
+          <w:sz w:val="24"/>
+          <w:szCs w:val="24"/>
+          <w:u w:color="000000"/>
+          <w:bdr w:val="nil"/>
+        </w:rPr>
+        <w:t>Сверточные</w:t>
+      </w:r>
+      <w:proofErr w:type="spellEnd"/>
+      <w:r>
+        <w:rPr>
+          <w:rFonts w:ascii="Times New Roman" w:eastAsia="Arial Unicode MS" w:hAnsi="Times New Roman" w:cs="Times New Roman"/>
+          <w:color w:val="000000"/>
+          <w:sz w:val="24"/>
+          <w:szCs w:val="24"/>
+          <w:u w:color="000000"/>
+          <w:bdr w:val="nil"/>
+        </w:rPr>
+        <w:t xml:space="preserve"> </w:t>
+      </w:r>
+      <w:proofErr w:type="spellStart"/>
+      <w:r>
+        <w:rPr>
+          <w:rFonts w:ascii="Times New Roman" w:eastAsia="Arial Unicode MS" w:hAnsi="Times New Roman" w:cs="Times New Roman"/>
+          <w:color w:val="000000"/>
+          <w:sz w:val="24"/>
+          <w:szCs w:val="24"/>
+          <w:u w:color="000000"/>
+          <w:bdr w:val="nil"/>
+        </w:rPr>
+        <w:t>нейросетеВые</w:t>
+      </w:r>
+      <w:proofErr w:type="spellEnd"/>
+      <w:r>
+        <w:rPr>
+          <w:rFonts w:ascii="Times New Roman" w:eastAsia="Arial Unicode MS" w:hAnsi="Times New Roman" w:cs="Times New Roman"/>
+          <w:color w:val="000000"/>
+          <w:sz w:val="24"/>
+          <w:szCs w:val="24"/>
+          <w:u w:color="000000"/>
+          <w:bdr w:val="nil"/>
+        </w:rPr>
+        <w:t xml:space="preserve"> </w:t>
+      </w:r>
+      <w:proofErr w:type="spellStart"/>
+      <w:r>
+        <w:rPr>
+          <w:rFonts w:ascii="Times New Roman" w:eastAsia="Arial Unicode MS" w:hAnsi="Times New Roman" w:cs="Times New Roman"/>
+          <w:color w:val="000000"/>
+          <w:sz w:val="24"/>
+          <w:szCs w:val="24"/>
+          <w:u w:color="000000"/>
+          <w:bdr w:val="nil"/>
+        </w:rPr>
+        <w:t>МОДЕЛи</w:t>
+      </w:r>
+      <w:proofErr w:type="spellEnd"/>
+      <w:r>
+        <w:rPr>
+          <w:rFonts w:ascii="Times New Roman" w:eastAsia="Arial Unicode MS" w:hAnsi="Times New Roman" w:cs="Times New Roman"/>
+          <w:color w:val="000000"/>
+          <w:sz w:val="24"/>
+          <w:szCs w:val="24"/>
+          <w:u w:color="000000"/>
+          <w:bdr w:val="nil"/>
+        </w:rPr>
+        <w:t xml:space="preserve"> распознавания эмоций человека ПО ФОТОГРАФИИ / А. С. </w:t>
+      </w:r>
+      <w:proofErr w:type="spellStart"/>
+      <w:r>
+        <w:rPr>
+          <w:rFonts w:ascii="Times New Roman" w:eastAsia="Arial Unicode MS" w:hAnsi="Times New Roman" w:cs="Times New Roman"/>
+          <w:color w:val="000000"/>
+          <w:sz w:val="24"/>
+          <w:szCs w:val="24"/>
+          <w:u w:color="000000"/>
+          <w:bdr w:val="nil"/>
+        </w:rPr>
+        <w:t>Катасев</w:t>
+      </w:r>
+      <w:proofErr w:type="spellEnd"/>
+      <w:r>
+        <w:rPr>
+          <w:rFonts w:ascii="Times New Roman" w:eastAsia="Arial Unicode MS" w:hAnsi="Times New Roman" w:cs="Times New Roman"/>
+          <w:color w:val="000000"/>
+          <w:sz w:val="24"/>
+          <w:szCs w:val="24"/>
+          <w:u w:color="000000"/>
+          <w:bdr w:val="nil"/>
+        </w:rPr>
+        <w:t xml:space="preserve">, З. Р. Ханова // Вестник Технологического университета. – 2023. – Т. 26, № 4. – С. 76-81. – DOI 10.55421/1998-7072_2023_26_4_76. – EDN MENHPN. </w:t>
       </w:r>
     </w:p>
     <w:p>
@@ -1842,7 +1951,31 @@
           <w:u w:color="000000"/>
           <w:bdr w:val="nil"/>
         </w:rPr>
-        <w:t>Семенюк, В. В. Разработка алгоритма распознавания эмоций человека с использованием сверточной нейронной сети средствами Python / В. В. Семенюк, М. В. Складчиков // Инженерный вестник Дона. – 2023. – № 12(108). – С. 231-245. – EDN TBESZT.</w:t>
+        <w:t xml:space="preserve">Семенюк, В. В. Разработка алгоритма распознавания эмоций человека с использованием </w:t>
+      </w:r>
+      <w:proofErr w:type="spellStart"/>
+      <w:r>
+        <w:rPr>
+          <w:rFonts w:ascii="Times New Roman" w:eastAsia="Arial Unicode MS" w:hAnsi="Times New Roman" w:cs="Times New Roman"/>
+          <w:color w:val="000000"/>
+          <w:sz w:val="24"/>
+          <w:szCs w:val="24"/>
+          <w:u w:color="000000"/>
+          <w:bdr w:val="nil"/>
+        </w:rPr>
+        <w:t>сверточной</w:t>
+      </w:r>
+      <w:proofErr w:type="spellEnd"/>
+      <w:r>
+        <w:rPr>
+          <w:rFonts w:ascii="Times New Roman" w:eastAsia="Arial Unicode MS" w:hAnsi="Times New Roman" w:cs="Times New Roman"/>
+          <w:color w:val="000000"/>
+          <w:sz w:val="24"/>
+          <w:szCs w:val="24"/>
+          <w:u w:color="000000"/>
+          <w:bdr w:val="nil"/>
+        </w:rPr>
+        <w:t xml:space="preserve"> нейронной сети средствами Python / В. В. Семенюк, М. В. Складчиков // Инженерный вестник Дона. – 2023. – № 12(108). – С. 231-245. – EDN TBESZT.</w:t>
       </w:r>
     </w:p>
     <w:p>
@@ -2189,8 +2322,21 @@
           <w:bdr w:val="nil"/>
         </w:rPr>
         <w:tab/>
-        <w:t>/К.И. Бушмелева</w:t>
-      </w:r>
+        <w:t xml:space="preserve">/К.И. </w:t>
+      </w:r>
+      <w:proofErr w:type="spellStart"/>
+      <w:r>
+        <w:rPr>
+          <w:rFonts w:ascii="Times New Roman" w:eastAsia="Arial Unicode MS" w:hAnsi="Times New Roman" w:cs="Times New Roman"/>
+          <w:color w:val="000000"/>
+          <w:sz w:val="24"/>
+          <w:szCs w:val="24"/>
+          <w:u w:color="000000"/>
+          <w:bdr w:val="nil"/>
+        </w:rPr>
+        <w:t>Бушмелева</w:t>
+      </w:r>
+      <w:proofErr w:type="spellEnd"/>
       <w:r>
         <w:rPr>
           <w:rFonts w:ascii="Times New Roman" w:eastAsia="Arial Unicode MS" w:hAnsi="Times New Roman" w:cs="Arial Unicode MS"/>
@@ -2705,7 +2851,15 @@
     </w:p>
     <w:p>
       <w:r>
-        <w:t>CNN – свёрточная нейронная сеть</w:t>
+        <w:t xml:space="preserve">CNN – </w:t>
+      </w:r>
+      <w:proofErr w:type="spellStart"/>
+      <w:r>
+        <w:t>свёрточная</w:t>
+      </w:r>
+      <w:proofErr w:type="spellEnd"/>
+      <w:r>
+        <w:t xml:space="preserve"> нейронная сеть</w:t>
       </w:r>
     </w:p>
     <w:p>
@@ -2735,7 +2889,15 @@
     </w:p>
     <w:p>
       <w:r>
-        <w:t>MFCC – мел-частотные кепстральные коэффициенты</w:t>
+        <w:t xml:space="preserve">MFCC – мел-частотные </w:t>
+      </w:r>
+      <w:proofErr w:type="spellStart"/>
+      <w:r>
+        <w:t>кепстральные</w:t>
+      </w:r>
+      <w:proofErr w:type="spellEnd"/>
+      <w:r>
+        <w:t xml:space="preserve"> коэффициенты</w:t>
       </w:r>
     </w:p>
     <w:p>
@@ -3366,7 +3528,7 @@
             <w:noProof/>
             <w:webHidden/>
           </w:rPr>
-          <w:t>10</w:t>
+          <w:t>11</w:t>
         </w:r>
         <w:r>
           <w:rPr>
@@ -3527,7 +3689,7 @@
             <w:noProof/>
             <w:webHidden/>
           </w:rPr>
-          <w:t>14</w:t>
+          <w:t>15</w:t>
         </w:r>
         <w:r>
           <w:rPr>
@@ -3603,7 +3765,7 @@
             <w:noProof/>
             <w:webHidden/>
           </w:rPr>
-          <w:t>15</w:t>
+          <w:t>16</w:t>
         </w:r>
         <w:r>
           <w:rPr>
@@ -3680,7 +3842,7 @@
             <w:noProof/>
             <w:webHidden/>
           </w:rPr>
-          <w:t>16</w:t>
+          <w:t>17</w:t>
         </w:r>
         <w:r>
           <w:rPr>
@@ -3756,7 +3918,7 @@
             <w:noProof/>
             <w:webHidden/>
           </w:rPr>
-          <w:t>17</w:t>
+          <w:t>18</w:t>
         </w:r>
         <w:r>
           <w:rPr>
@@ -3833,7 +3995,7 @@
             <w:noProof/>
             <w:webHidden/>
           </w:rPr>
-          <w:t>18</w:t>
+          <w:t>19</w:t>
         </w:r>
         <w:r>
           <w:rPr>
@@ -3910,7 +4072,7 @@
             <w:noProof/>
             <w:webHidden/>
           </w:rPr>
-          <w:t>18</w:t>
+          <w:t>19</w:t>
         </w:r>
         <w:r>
           <w:rPr>
@@ -3986,7 +4148,7 @@
             <w:noProof/>
             <w:webHidden/>
           </w:rPr>
-          <w:t>21</w:t>
+          <w:t>22</w:t>
         </w:r>
         <w:r>
           <w:rPr>
@@ -4063,7 +4225,7 @@
             <w:noProof/>
             <w:webHidden/>
           </w:rPr>
-          <w:t>44</w:t>
+          <w:t>45</w:t>
         </w:r>
         <w:r>
           <w:rPr>
@@ -4139,7 +4301,7 @@
             <w:noProof/>
             <w:webHidden/>
           </w:rPr>
-          <w:t>44</w:t>
+          <w:t>45</w:t>
         </w:r>
         <w:r>
           <w:rPr>
@@ -4215,7 +4377,7 @@
             <w:noProof/>
             <w:webHidden/>
           </w:rPr>
-          <w:t>45</w:t>
+          <w:t>46</w:t>
         </w:r>
         <w:r>
           <w:rPr>
@@ -4291,7 +4453,7 @@
             <w:noProof/>
             <w:webHidden/>
           </w:rPr>
-          <w:t>46</w:t>
+          <w:t>47</w:t>
         </w:r>
         <w:r>
           <w:rPr>
@@ -4367,7 +4529,7 @@
             <w:noProof/>
             <w:webHidden/>
           </w:rPr>
-          <w:t>47</w:t>
+          <w:t>48</w:t>
         </w:r>
         <w:r>
           <w:rPr>
@@ -4443,7 +4605,7 @@
             <w:noProof/>
             <w:webHidden/>
           </w:rPr>
-          <w:t>47</w:t>
+          <w:t>49</w:t>
         </w:r>
         <w:r>
           <w:rPr>
@@ -4519,7 +4681,7 @@
             <w:noProof/>
             <w:webHidden/>
           </w:rPr>
-          <w:t>48</w:t>
+          <w:t>49</w:t>
         </w:r>
         <w:r>
           <w:rPr>
@@ -4595,7 +4757,7 @@
             <w:noProof/>
             <w:webHidden/>
           </w:rPr>
-          <w:t>49</w:t>
+          <w:t>50</w:t>
         </w:r>
         <w:r>
           <w:rPr>
@@ -4671,7 +4833,7 @@
             <w:noProof/>
             <w:webHidden/>
           </w:rPr>
-          <w:t>51</w:t>
+          <w:t>52</w:t>
         </w:r>
         <w:r>
           <w:rPr>
@@ -4747,7 +4909,7 @@
             <w:noProof/>
             <w:webHidden/>
           </w:rPr>
-          <w:t>60</w:t>
+          <w:t>61</w:t>
         </w:r>
         <w:r>
           <w:rPr>
@@ -4823,7 +4985,7 @@
             <w:noProof/>
             <w:webHidden/>
           </w:rPr>
-          <w:t>61</w:t>
+          <w:t>62</w:t>
         </w:r>
         <w:r>
           <w:rPr>
@@ -4899,7 +5061,7 @@
             <w:noProof/>
             <w:webHidden/>
           </w:rPr>
-          <w:t>62</w:t>
+          <w:t>63</w:t>
         </w:r>
         <w:r>
           <w:rPr>
@@ -4976,7 +5138,7 @@
             <w:noProof/>
             <w:webHidden/>
           </w:rPr>
-          <w:t>64</w:t>
+          <w:t>65</w:t>
         </w:r>
         <w:r>
           <w:rPr>
@@ -5053,7 +5215,7 @@
             <w:noProof/>
             <w:webHidden/>
           </w:rPr>
-          <w:t>66</w:t>
+          <w:t>67</w:t>
         </w:r>
         <w:r>
           <w:rPr>
@@ -5145,7 +5307,15 @@
         </w:numPr>
       </w:pPr>
       <w:r>
-        <w:t>Прогресс в области глубокого обучения создал техническую базу для автоматизированного анализа эмоций. Свёрточные сети уверенно распознают мимику, трансформеры обрабатывают речь, а методы мультимодального слияния позволяют объединять эти сигналы. Именно комплексный подход, то есть одновременный анализ видео и аудио, даёт существенный выигрыш в точности по сравнению с одномерными решениями.</w:t>
+        <w:t xml:space="preserve">Прогресс в области глубокого обучения создал техническую базу для автоматизированного анализа эмоций. </w:t>
+      </w:r>
+      <w:proofErr w:type="spellStart"/>
+      <w:r>
+        <w:t>Свёрточные</w:t>
+      </w:r>
+      <w:proofErr w:type="spellEnd"/>
+      <w:r>
+        <w:t xml:space="preserve"> сети уверенно распознают мимику, трансформеры обрабатывают речь, а методы мультимодального слияния позволяют объединять эти сигналы. Именно комплексный подход, то есть одновременный анализ видео и аудио, даёт существенный выигрыш в точности по сравнению с одномерными решениями.</w:t>
       </w:r>
     </w:p>
     <w:p>
@@ -5374,7 +5544,15 @@
     <w:p>
       <w:r>
         <w:lastRenderedPageBreak/>
-        <w:t>При этом каждая из технологий имеет собственные ограничения. Методы компьютерного зрения чувствительны к условиям освещения и ракурсу съёмки, а аудиоанализ зависит от качества записи и уровня фонового шума. Мультимодальный подход позволяет частично компенсировать эти недостатки за счёт объединения нескольких независимых источников информации. Именно это делает его наиболее перспективным для практического применения в задачах анализа эмоций.</w:t>
+        <w:t xml:space="preserve">При этом каждая из технологий имеет собственные ограничения. Методы компьютерного зрения чувствительны к условиям освещения и ракурсу съёмки, а </w:t>
+      </w:r>
+      <w:proofErr w:type="spellStart"/>
+      <w:r>
+        <w:t>аудиоанализ</w:t>
+      </w:r>
+      <w:proofErr w:type="spellEnd"/>
+      <w:r>
+        <w:t xml:space="preserve"> зависит от качества записи и уровня фонового шума. Мультимодальный подход позволяет частично компенсировать эти недостатки за счёт объединения нескольких независимых источников информации. Именно это делает его наиболее перспективным для практического применения в задачах анализа эмоций.</w:t>
       </w:r>
     </w:p>
     <w:p>
@@ -5631,11 +5809,117 @@
       <w:r>
         <w:t xml:space="preserve">. </w:t>
       </w:r>
+      <w:proofErr w:type="spellStart"/>
       <w:r>
         <w:rPr>
           <w:lang w:val="en-US"/>
         </w:rPr>
-        <w:t>Ниже рассматриваются основные аналоги и проводится их сравнительный анализ.</w:t>
+        <w:t>Ниже</w:t>
+      </w:r>
+      <w:proofErr w:type="spellEnd"/>
+      <w:r>
+        <w:rPr>
+          <w:lang w:val="en-US"/>
+        </w:rPr>
+        <w:t xml:space="preserve"> </w:t>
+      </w:r>
+      <w:proofErr w:type="spellStart"/>
+      <w:r>
+        <w:rPr>
+          <w:lang w:val="en-US"/>
+        </w:rPr>
+        <w:t>рассматриваются</w:t>
+      </w:r>
+      <w:proofErr w:type="spellEnd"/>
+      <w:r>
+        <w:rPr>
+          <w:lang w:val="en-US"/>
+        </w:rPr>
+        <w:t xml:space="preserve"> </w:t>
+      </w:r>
+      <w:proofErr w:type="spellStart"/>
+      <w:r>
+        <w:rPr>
+          <w:lang w:val="en-US"/>
+        </w:rPr>
+        <w:t>основные</w:t>
+      </w:r>
+      <w:proofErr w:type="spellEnd"/>
+      <w:r>
+        <w:rPr>
+          <w:lang w:val="en-US"/>
+        </w:rPr>
+        <w:t xml:space="preserve"> </w:t>
+      </w:r>
+      <w:proofErr w:type="spellStart"/>
+      <w:r>
+        <w:rPr>
+          <w:lang w:val="en-US"/>
+        </w:rPr>
+        <w:t>аналоги</w:t>
+      </w:r>
+      <w:proofErr w:type="spellEnd"/>
+      <w:r>
+        <w:rPr>
+          <w:lang w:val="en-US"/>
+        </w:rPr>
+        <w:t xml:space="preserve"> и </w:t>
+      </w:r>
+      <w:proofErr w:type="spellStart"/>
+      <w:r>
+        <w:rPr>
+          <w:lang w:val="en-US"/>
+        </w:rPr>
+        <w:t>проводится</w:t>
+      </w:r>
+      <w:proofErr w:type="spellEnd"/>
+      <w:r>
+        <w:rPr>
+          <w:lang w:val="en-US"/>
+        </w:rPr>
+        <w:t xml:space="preserve"> </w:t>
+      </w:r>
+      <w:proofErr w:type="spellStart"/>
+      <w:r>
+        <w:rPr>
+          <w:lang w:val="en-US"/>
+        </w:rPr>
+        <w:t>их</w:t>
+      </w:r>
+      <w:proofErr w:type="spellEnd"/>
+      <w:r>
+        <w:rPr>
+          <w:lang w:val="en-US"/>
+        </w:rPr>
+        <w:t xml:space="preserve"> </w:t>
+      </w:r>
+      <w:proofErr w:type="spellStart"/>
+      <w:r>
+        <w:rPr>
+          <w:lang w:val="en-US"/>
+        </w:rPr>
+        <w:t>сравнительный</w:t>
+      </w:r>
+      <w:proofErr w:type="spellEnd"/>
+      <w:r>
+        <w:rPr>
+          <w:lang w:val="en-US"/>
+        </w:rPr>
+        <w:t xml:space="preserve"> </w:t>
+      </w:r>
+      <w:proofErr w:type="spellStart"/>
+      <w:r>
+        <w:rPr>
+          <w:lang w:val="en-US"/>
+        </w:rPr>
+        <w:t>анализ</w:t>
+      </w:r>
+      <w:proofErr w:type="spellEnd"/>
+      <w:r>
+        <w:rPr>
+          <w:lang w:val="en-US"/>
+        </w:rPr>
+        <w:t>.</w:t>
       </w:r>
     </w:p>
     <w:p>
@@ -5653,7 +5937,23 @@
         <w:contextualSpacing w:val="0"/>
       </w:pPr>
       <w:r>
-        <w:t>Примером является библиотека Affectiva, которая использует свёрточные нейронные сети для анализа выражений лица. Такие системы фиксируют видеопоток и классифицируют эмоции на основе визуальных признаков, таких как улыбка или нахмуренные брови.</w:t>
+        <w:t xml:space="preserve">Примером является библиотека </w:t>
+      </w:r>
+      <w:proofErr w:type="spellStart"/>
+      <w:r>
+        <w:t>Affectiva</w:t>
+      </w:r>
+      <w:proofErr w:type="spellEnd"/>
+      <w:r>
+        <w:t xml:space="preserve">, которая использует </w:t>
+      </w:r>
+      <w:proofErr w:type="spellStart"/>
+      <w:r>
+        <w:t>свёрточные</w:t>
+      </w:r>
+      <w:proofErr w:type="spellEnd"/>
+      <w:r>
+        <w:t xml:space="preserve"> нейронные сети для анализа выражений лица. Такие системы фиксируют видеопоток и классифицируют эмоции на основе визуальных признаков, таких как улыбка или нахмуренные брови.</w:t>
       </w:r>
     </w:p>
     <w:p>
@@ -5760,7 +6060,31 @@
         <w:contextualSpacing w:val="0"/>
       </w:pPr>
       <w:r>
-        <w:t>Примером служит платформа Beyond Verbal, которая анализирует голосовые характеристики, такие как высота тона и темп речи, для определения эмоционального состояния. Такие решения часто применяются в call-центрах.</w:t>
+        <w:t xml:space="preserve">Примером служит платформа </w:t>
+      </w:r>
+      <w:proofErr w:type="spellStart"/>
+      <w:r>
+        <w:t>Beyond</w:t>
+      </w:r>
+      <w:proofErr w:type="spellEnd"/>
+      <w:r>
+        <w:t xml:space="preserve"> </w:t>
+      </w:r>
+      <w:proofErr w:type="spellStart"/>
+      <w:r>
+        <w:t>Verbal</w:t>
+      </w:r>
+      <w:proofErr w:type="spellEnd"/>
+      <w:r>
+        <w:t xml:space="preserve">, которая анализирует голосовые характеристики, такие как высота тона и темп речи, для определения эмоционального состояния. Такие решения часто применяются в </w:t>
+      </w:r>
+      <w:proofErr w:type="spellStart"/>
+      <w:r>
+        <w:t>call</w:t>
+      </w:r>
+      <w:proofErr w:type="spellEnd"/>
+      <w:r>
+        <w:t>-центрах.</w:t>
       </w:r>
     </w:p>
     <w:p>
@@ -5873,7 +6197,15 @@
         <w:contextualSpacing w:val="0"/>
       </w:pPr>
       <w:r>
-        <w:t xml:space="preserve">Примером является система Emotient, которая комбинирует анализ выражений лица и голосовых данных с использованием CNN и RNN. Такие </w:t>
+        <w:t xml:space="preserve">Примером является система </w:t>
+      </w:r>
+      <w:proofErr w:type="spellStart"/>
+      <w:r>
+        <w:t>Emotient</w:t>
+      </w:r>
+      <w:proofErr w:type="spellEnd"/>
+      <w:r>
+        <w:t xml:space="preserve">, которая комбинирует анализ выражений лица и голосовых данных с использованием CNN и RNN. Такие </w:t>
       </w:r>
       <w:r>
         <w:lastRenderedPageBreak/>
@@ -6158,7 +6490,23 @@
         <w:contextualSpacing w:val="0"/>
       </w:pPr>
       <w:r>
-        <w:t>Гибкость стека: Использование открытых библиотек (Python, PyTorch, OpenCV) позволяет избежать лицензионных отчислений.</w:t>
+        <w:t xml:space="preserve">Гибкость стека: Использование открытых библиотек (Python, </w:t>
+      </w:r>
+      <w:proofErr w:type="spellStart"/>
+      <w:r>
+        <w:t>PyTorch</w:t>
+      </w:r>
+      <w:proofErr w:type="spellEnd"/>
+      <w:r>
+        <w:t xml:space="preserve">, </w:t>
+      </w:r>
+      <w:proofErr w:type="spellStart"/>
+      <w:r>
+        <w:t>OpenCV</w:t>
+      </w:r>
+      <w:proofErr w:type="spellEnd"/>
+      <w:r>
+        <w:t>) позволяет избежать лицензионных отчислений.</w:t>
       </w:r>
     </w:p>
     <w:p>
@@ -6170,8 +6518,13 @@
         </w:numPr>
         <w:contextualSpacing w:val="0"/>
       </w:pPr>
-      <w:r>
-        <w:t>Мультимодальность: Повышение точности за счёт объединения визуальных и голосовых признаков.</w:t>
+      <w:proofErr w:type="spellStart"/>
+      <w:r>
+        <w:t>Мультимодальность</w:t>
+      </w:r>
+      <w:proofErr w:type="spellEnd"/>
+      <w:r>
+        <w:t>: Повышение точности за счёт объединения визуальных и голосовых признаков.</w:t>
       </w:r>
     </w:p>
     <w:p>
@@ -6206,7 +6559,15 @@
         <w:contextualSpacing w:val="0"/>
       </w:pPr>
       <w:r>
-        <w:t>Требует наличия вычислительных ресурсов для этапа обучения и инференса в реальном времени.</w:t>
+        <w:t xml:space="preserve">Требует наличия вычислительных ресурсов для этапа обучения и </w:t>
+      </w:r>
+      <w:proofErr w:type="spellStart"/>
+      <w:r>
+        <w:t>инференса</w:t>
+      </w:r>
+      <w:proofErr w:type="spellEnd"/>
+      <w:r>
+        <w:t xml:space="preserve"> в реальном времени.</w:t>
       </w:r>
     </w:p>
     <w:p>
@@ -6258,10 +6619,7 @@
         <w:t xml:space="preserve">) </w:t>
       </w:r>
       <w:r>
-        <w:t>и практическим аспектам внедрения</w:t>
-      </w:r>
-      <w:r>
-        <w:t xml:space="preserve"> </w:t>
+        <w:t xml:space="preserve">и практическим аспектам внедрения </w:t>
       </w:r>
       <w:r>
         <w:t>(</w:t>
@@ -6845,13 +7203,27 @@
       <w:pPr>
         <w:pStyle w:val="affb"/>
       </w:pPr>
+      <w:r>
+        <w:br/>
+      </w:r>
     </w:p>
     <w:p>
       <w:pPr>
         <w:pStyle w:val="affb"/>
       </w:pPr>
+    </w:p>
+    <w:p>
+      <w:pPr>
+        <w:pStyle w:val="affb"/>
+      </w:pPr>
+    </w:p>
+    <w:p>
+      <w:pPr>
+        <w:pStyle w:val="affb"/>
+      </w:pPr>
       <w:bookmarkStart w:id="17" w:name="_Ref229772334"/>
       <w:r>
+        <w:lastRenderedPageBreak/>
         <w:t xml:space="preserve">Таблица </w:t>
       </w:r>
       <w:r>
@@ -6913,7 +7285,6 @@
               <w:pStyle w:val="affa"/>
             </w:pPr>
             <w:r>
-              <w:lastRenderedPageBreak/>
               <w:t>Критерий</w:t>
             </w:r>
           </w:p>
@@ -7270,7 +7641,11 @@
         <w:pStyle w:val="25"/>
       </w:pPr>
       <w:r>
-        <w:t>Не менее важным является учёт видеопотока и аудиопотока. Только мультимодальные системы и разрабатываемое решение способны полноценно анализировать оба типа данных одновременно. Системы, ориентированные исключительно на компьютерное зрение или на обработку аудиосигналов, теряют часть информации и, как следствие, часть точности.</w:t>
+        <w:t xml:space="preserve">Не менее важным является учёт видеопотока и аудиопотока. Только мультимодальные системы и разрабатываемое решение способны полноценно анализировать оба типа данных одновременно. Системы, ориентированные </w:t>
+      </w:r>
+      <w:r>
+        <w:lastRenderedPageBreak/>
+        <w:t>исключительно на компьютерное зрение или на обработку аудиосигналов, теряют часть информации и, как следствие, часть точности.</w:t>
       </w:r>
     </w:p>
     <w:p>
@@ -7278,7 +7653,6 @@
         <w:pStyle w:val="25"/>
       </w:pPr>
       <w:r>
-        <w:lastRenderedPageBreak/>
         <w:t>Адаптивность к HR-сценариям также оказывается на стороне разрабатываемой системы и готовых мультимодальных решений. Оба подхода учитывают контекст собеседований и рабочих встреч, тогда как системы общего назначения и традиционные методы не обладают такой специализацией.</w:t>
       </w:r>
     </w:p>
@@ -7287,7 +7661,39 @@
         <w:pStyle w:val="25"/>
       </w:pPr>
       <w:r>
-        <w:t>Наиболее существенное отличие разрабатываемой системы от коммерческих аналогов проявляется в вопросах стоимости и правового обеспечения. В отличие от Affectiva, Beyond Verbal и Emotient, разрабатываемая система предполагает отсутствие регулярных лицензионных отчислений и изначальную архитектурную поддержку требований ФЗ-152. Это критично для работы с персональными данными сотрудников в российских организациях, где передача биометрической информации внешним сервисам создаёт правовые и репутационные риски.</w:t>
+        <w:t xml:space="preserve">Наиболее существенное отличие разрабатываемой системы от коммерческих аналогов проявляется в вопросах стоимости и правового обеспечения. В отличие от </w:t>
+      </w:r>
+      <w:proofErr w:type="spellStart"/>
+      <w:r>
+        <w:t>Affectiva</w:t>
+      </w:r>
+      <w:proofErr w:type="spellEnd"/>
+      <w:r>
+        <w:t xml:space="preserve">, </w:t>
+      </w:r>
+      <w:proofErr w:type="spellStart"/>
+      <w:r>
+        <w:t>Beyond</w:t>
+      </w:r>
+      <w:proofErr w:type="spellEnd"/>
+      <w:r>
+        <w:t xml:space="preserve"> </w:t>
+      </w:r>
+      <w:proofErr w:type="spellStart"/>
+      <w:r>
+        <w:t>Verbal</w:t>
+      </w:r>
+      <w:proofErr w:type="spellEnd"/>
+      <w:r>
+        <w:t xml:space="preserve"> и </w:t>
+      </w:r>
+      <w:proofErr w:type="spellStart"/>
+      <w:r>
+        <w:t>Emotient</w:t>
+      </w:r>
+      <w:proofErr w:type="spellEnd"/>
+      <w:r>
+        <w:t>, разрабатываемая система предполагает отсутствие регулярных лицензионных отчислений и изначальную архитектурную поддержку требований ФЗ-152. Это критично для работы с персональными данными сотрудников в российских организациях, где передача биометрической информации внешним сервисам создаёт правовые и репутационные риски.</w:t>
       </w:r>
     </w:p>
     <w:p>
@@ -7329,17 +7735,22 @@
         <w:pStyle w:val="25"/>
       </w:pPr>
       <w:r>
-        <w:t>Для разработки системы целесообразно использовать мультимодальный подход, объединяющий свёрточные нейронные сети</w:t>
+        <w:lastRenderedPageBreak/>
+        <w:t xml:space="preserve">Для разработки системы целесообразно использовать мультимодальный подход, объединяющий </w:t>
+      </w:r>
+      <w:proofErr w:type="spellStart"/>
+      <w:r>
+        <w:t>свёрточные</w:t>
+      </w:r>
+      <w:proofErr w:type="spellEnd"/>
+      <w:r>
+        <w:t xml:space="preserve"> нейронные сети</w:t>
       </w:r>
       <w:r>
         <w:t xml:space="preserve"> </w:t>
       </w:r>
       <w:r>
-        <w:t xml:space="preserve">для обработки </w:t>
-      </w:r>
-      <w:r>
-        <w:lastRenderedPageBreak/>
-        <w:t>видеопотока и рекуррентные нейронные сети для анализа аудиопотока. Это позволит обеспечить высокую точность, надёжность и функциональность, необходимые для применения в HR-процессах, при снижении затрат на лицензирование ПО и сохранении контроля над данными.</w:t>
+        <w:t>для обработки видеопотока и рекуррентные нейронные сети для анализа аудиопотока. Это позволит обеспечить высокую точность, надёжность и функциональность, необходимые для применения в HR-процессах, при снижении затрат на лицензирование ПО и сохранении контроля над данными.</w:t>
       </w:r>
     </w:p>
     <w:p>
@@ -7354,7 +7765,15 @@
     </w:p>
     <w:p>
       <w:r>
-        <w:t>Цель исследования: разработка автоматизированной системы проведения видеовстреч с мультимодальным анализом эмоционального состояния и речевой активности участников на основе методов искусственного интеллекта.</w:t>
+        <w:t xml:space="preserve">Цель исследования: разработка автоматизированной системы проведения </w:t>
+      </w:r>
+      <w:proofErr w:type="spellStart"/>
+      <w:r>
+        <w:t>видеовстреч</w:t>
+      </w:r>
+      <w:proofErr w:type="spellEnd"/>
+      <w:r>
+        <w:t xml:space="preserve"> с мультимодальным анализом эмоционального состояния и речевой активности участников на основе методов искусственного интеллекта.</w:t>
       </w:r>
     </w:p>
     <w:p>
@@ -7487,7 +7906,35 @@
         <w:rPr>
           <w:lang w:bidi="ru-RU"/>
         </w:rPr>
-        <w:t>В качестве основного языка программирования для разработки клиентской части системы был выбран TypeScript в сочетании с библиотекой React. Данный стек обеспечивает создание высокопроизводительных одностраничных приложений с типизированным кодом, что повышает надёжность разработки и упрощает дальнейшую поддержку системы.</w:t>
+        <w:t xml:space="preserve">В качестве основного языка программирования для разработки клиентской части системы был выбран </w:t>
+      </w:r>
+      <w:proofErr w:type="spellStart"/>
+      <w:r>
+        <w:rPr>
+          <w:lang w:bidi="ru-RU"/>
+        </w:rPr>
+        <w:t>TypeScript</w:t>
+      </w:r>
+      <w:proofErr w:type="spellEnd"/>
+      <w:r>
+        <w:rPr>
+          <w:lang w:bidi="ru-RU"/>
+        </w:rPr>
+        <w:t xml:space="preserve"> в сочетании с библиотекой </w:t>
+      </w:r>
+      <w:proofErr w:type="spellStart"/>
+      <w:r>
+        <w:rPr>
+          <w:lang w:bidi="ru-RU"/>
+        </w:rPr>
+        <w:t>React</w:t>
+      </w:r>
+      <w:proofErr w:type="spellEnd"/>
+      <w:r>
+        <w:rPr>
+          <w:lang w:bidi="ru-RU"/>
+        </w:rPr>
+        <w:t>. Данный стек обеспечивает создание высокопроизводительных одностраничных приложений с типизированным кодом, что повышает надёжность разработки и упрощает дальнейшую поддержку системы.</w:t>
       </w:r>
     </w:p>
     <w:p>
@@ -7586,7 +8033,35 @@
         <w:rPr>
           <w:lang w:bidi="ru-RU"/>
         </w:rPr>
-        <w:t>Для реализации серверной логики, маршрутизации и обработки сетевых соединений использовался язык программирования Go (Golang). Он применяется для построения REST API, управления WebSocket-подключениями и координации обмена данными между участниками встречи и аналитическими модулями.</w:t>
+        <w:t>Для реализации серверной логики, маршрутизации и обработки сетевых соединений использовался язык программирования Go (</w:t>
+      </w:r>
+      <w:proofErr w:type="spellStart"/>
+      <w:r>
+        <w:rPr>
+          <w:lang w:bidi="ru-RU"/>
+        </w:rPr>
+        <w:t>Golang</w:t>
+      </w:r>
+      <w:proofErr w:type="spellEnd"/>
+      <w:r>
+        <w:rPr>
+          <w:lang w:bidi="ru-RU"/>
+        </w:rPr>
+        <w:t xml:space="preserve">). Он применяется для построения REST API, управления </w:t>
+      </w:r>
+      <w:proofErr w:type="spellStart"/>
+      <w:r>
+        <w:rPr>
+          <w:lang w:bidi="ru-RU"/>
+        </w:rPr>
+        <w:t>WebSocket</w:t>
+      </w:r>
+      <w:proofErr w:type="spellEnd"/>
+      <w:r>
+        <w:rPr>
+          <w:lang w:bidi="ru-RU"/>
+        </w:rPr>
+        <w:t>-подключениями и координации обмена данными между участниками встречи и аналитическими модулями.</w:t>
       </w:r>
     </w:p>
     <w:p>
@@ -7685,7 +8160,21 @@
           <w:lang w:bidi="ru-RU"/>
         </w:rPr>
         <w:lastRenderedPageBreak/>
-        <w:t>Для реализации модулей мультимодального анализа (распознавание эмоционального состояния, транскрибация речи) применялся язык программирования Python. Он используется в составе отдельного AI-шлюза и сервиса распознавания речи для обработки видеопотока и аудиосигналов.</w:t>
+        <w:t xml:space="preserve">Для реализации модулей мультимодального анализа (распознавание эмоционального состояния, </w:t>
+      </w:r>
+      <w:proofErr w:type="spellStart"/>
+      <w:r>
+        <w:rPr>
+          <w:lang w:bidi="ru-RU"/>
+        </w:rPr>
+        <w:t>транскрибация</w:t>
+      </w:r>
+      <w:proofErr w:type="spellEnd"/>
+      <w:r>
+        <w:rPr>
+          <w:lang w:bidi="ru-RU"/>
+        </w:rPr>
+        <w:t xml:space="preserve"> речи) применялся язык программирования Python. Он используется в составе отдельного AI-шлюза и сервиса распознавания речи для обработки видеопотока и аудиосигналов.</w:t>
       </w:r>
     </w:p>
     <w:p>
@@ -7716,7 +8205,49 @@
         <w:rPr>
           <w:lang w:bidi="ru-RU"/>
         </w:rPr>
-        <w:t>Наличие специализированных библиотек для работы с нейронными сетями и обработки мультимедиа (OpenCV, FastAPI, faster-whisper)</w:t>
+        <w:t>Наличие специализированных библиотек для работы с нейронными сетями и обработки мультимедиа (</w:t>
+      </w:r>
+      <w:proofErr w:type="spellStart"/>
+      <w:r>
+        <w:rPr>
+          <w:lang w:bidi="ru-RU"/>
+        </w:rPr>
+        <w:t>OpenCV</w:t>
+      </w:r>
+      <w:proofErr w:type="spellEnd"/>
+      <w:r>
+        <w:rPr>
+          <w:lang w:bidi="ru-RU"/>
+        </w:rPr>
+        <w:t xml:space="preserve">, </w:t>
+      </w:r>
+      <w:proofErr w:type="spellStart"/>
+      <w:r>
+        <w:rPr>
+          <w:lang w:bidi="ru-RU"/>
+        </w:rPr>
+        <w:t>FastAPI</w:t>
+      </w:r>
+      <w:proofErr w:type="spellEnd"/>
+      <w:r>
+        <w:rPr>
+          <w:lang w:bidi="ru-RU"/>
+        </w:rPr>
+        <w:t xml:space="preserve">, </w:t>
+      </w:r>
+      <w:proofErr w:type="spellStart"/>
+      <w:r>
+        <w:rPr>
+          <w:lang w:bidi="ru-RU"/>
+        </w:rPr>
+        <w:t>faster-whisper</w:t>
+      </w:r>
+      <w:proofErr w:type="spellEnd"/>
+      <w:r>
+        <w:rPr>
+          <w:lang w:bidi="ru-RU"/>
+        </w:rPr>
+        <w:t>)</w:t>
       </w:r>
       <w:r>
         <w:rPr>
@@ -7910,7 +8441,21 @@
         <w:rPr>
           <w:lang w:bidi="ru-RU"/>
         </w:rPr>
-        <w:t>Для хранения данных о пользователях, сессиях, событиях аналитики и результатах анализа была выбрана система управления базами данных PostgreSQL. Данная СУБД обеспечивает:</w:t>
+        <w:t xml:space="preserve">Для хранения данных о пользователях, сессиях, событиях аналитики и результатах анализа была выбрана система управления базами данных </w:t>
+      </w:r>
+      <w:proofErr w:type="spellStart"/>
+      <w:r>
+        <w:rPr>
+          <w:lang w:bidi="ru-RU"/>
+        </w:rPr>
+        <w:t>PostgreSQL</w:t>
+      </w:r>
+      <w:proofErr w:type="spellEnd"/>
+      <w:r>
+        <w:rPr>
+          <w:lang w:bidi="ru-RU"/>
+        </w:rPr>
+        <w:t>. Данная СУБД обеспечивает:</w:t>
       </w:r>
     </w:p>
     <w:p>
@@ -7928,7 +8473,21 @@
         <w:rPr>
           <w:lang w:bidi="ru-RU"/>
         </w:rPr>
-        <w:t>Надёжное хранение структурированных и полуструктурированных данных, включая поддержку формата JSONB для гибкого сохранения аналитических событий;</w:t>
+        <w:t xml:space="preserve">Надёжное хранение структурированных и </w:t>
+      </w:r>
+      <w:proofErr w:type="spellStart"/>
+      <w:r>
+        <w:rPr>
+          <w:lang w:bidi="ru-RU"/>
+        </w:rPr>
+        <w:t>полуструктурированных</w:t>
+      </w:r>
+      <w:proofErr w:type="spellEnd"/>
+      <w:r>
+        <w:rPr>
+          <w:lang w:bidi="ru-RU"/>
+        </w:rPr>
+        <w:t xml:space="preserve"> данных, включая поддержку формата JSONB для гибкого сохранения аналитических событий;</w:t>
       </w:r>
     </w:p>
     <w:p>
@@ -7983,25 +8542,10 @@
     </w:p>
     <w:p>
       <w:pPr>
-        <w:pStyle w:val="1"/>
-        <w:numPr>
-          <w:ilvl w:val="0"/>
-          <w:numId w:val="0"/>
-        </w:numPr>
-        <w:ind w:firstLine="709"/>
-        <w:jc w:val="both"/>
-      </w:pPr>
-      <w:r>
-        <w:br w:type="page" w:clear="all"/>
-      </w:r>
-    </w:p>
-    <w:p>
-      <w:pPr>
         <w:pStyle w:val="2"/>
       </w:pPr>
       <w:bookmarkStart w:id="23" w:name="_Toc233140231"/>
       <w:r>
-        <w:lastRenderedPageBreak/>
         <w:t>Моделирование бизнес-процессов и потоков данных</w:t>
       </w:r>
       <w:bookmarkEnd w:id="23"/>
@@ -8070,6 +8614,7 @@
         <w:rPr>
           <w:noProof/>
         </w:rPr>
+        <w:lastRenderedPageBreak/>
         <w:drawing>
           <wp:inline distT="0" distB="0" distL="0" distR="0" wp14:anchorId="0FF3C219" wp14:editId="2B426BAD">
             <wp:extent cx="5940425" cy="4662170"/>
@@ -8171,22 +8716,22 @@
     </w:p>
     <w:p>
       <w:r>
+        <w:t>Бизнес-процесс разработанной системы представляет собой последовательность взаимодействий между руководителем, HR-специалистом и системой анализа данных.</w:t>
+      </w:r>
+    </w:p>
+    <w:p>
+      <w:r>
+        <w:t>Процесс начинается с поступления задачи от руководителя, в которой формулируется необходимость оценки кандидата или сотрудника. После получения задачи HR-специалист инициирует работу в системе и проходит аутентификацию. В случае отсутствия учётной записи выполняется регистрация, после чего осуществляется повторный вход.</w:t>
+      </w:r>
+    </w:p>
+    <w:p>
+      <w:r>
+        <w:t>Далее выполняется проверка корректности введённых данных. При обнаружении ошибок пользователь возвращается к этапу регистрации или повторного ввода данных. При успешной проверке осуществляется загрузка главной страницы системы и создание пользовательской сессии.</w:t>
+      </w:r>
+    </w:p>
+    <w:p>
+      <w:r>
         <w:lastRenderedPageBreak/>
-        <w:t>Бизнес-процесс разработанной системы представляет собой последовательность взаимодействий между руководителем, HR-специалистом и системой анализа данных.</w:t>
-      </w:r>
-    </w:p>
-    <w:p>
-      <w:r>
-        <w:t>Процесс начинается с поступления задачи от руководителя, в которой формулируется необходимость оценки кандидата или сотрудника. После получения задачи HR-специалист инициирует работу в системе и проходит аутентификацию. В случае отсутствия учётной записи выполняется регистрация, после чего осуществляется повторный вход.</w:t>
-      </w:r>
-    </w:p>
-    <w:p>
-      <w:r>
-        <w:t>Далее выполняется проверка корректности введённых данных. При обнаружении ошибок пользователь возвращается к этапу регистрации или повторного ввода данных. При успешной проверке осуществляется загрузка главной страницы системы и создание пользовательской сессии.</w:t>
-      </w:r>
-    </w:p>
-    <w:p>
-      <w:r>
         <w:t>После входа в систему HR-специалист проводит сессию взаимодействия с кандидатом. Обязательным этапом является получение согласия на обработку персональных данных, после чего осуществляется сбор мультимодальных данных (видеопоток и аудиопоток).</w:t>
       </w:r>
     </w:p>
@@ -8229,45 +8774,42 @@
     </w:p>
     <w:p>
       <w:r>
-        <w:t xml:space="preserve">Для представления общей функциональной структуры разрабатываемой системы была построена IDEF0-диаграмма верхнего уровня. Данная диаграмма позволяет определить основные входные и выходные данные системы, управляющие воздействия, а также механизмы, обеспечивающие </w:t>
-      </w:r>
-      <w:r>
+        <w:t xml:space="preserve">Для представления общей функциональной структуры разрабатываемой системы была построена IDEF0-диаграмма верхнего уровня. Данная диаграмма позволяет определить основные входные и выходные данные системы, управляющие воздействия, а также механизмы, обеспечивающие выполнение процессов анализа эмоционального состояния пользователей. На рисунке </w:t>
+      </w:r>
+      <w:r>
+        <w:fldChar w:fldCharType="begin"/>
+      </w:r>
+      <w:r>
+        <w:instrText xml:space="preserve"> REF _Ref229765368 \#0 \h </w:instrText>
+      </w:r>
+      <w:r>
+        <w:instrText xml:space="preserve"> \* MERGEFORMAT </w:instrText>
+      </w:r>
+      <w:r>
+        <w:fldChar w:fldCharType="separate"/>
+      </w:r>
+      <w:r>
+        <w:t>3</w:t>
+      </w:r>
+      <w:r>
+        <w:fldChar w:fldCharType="end"/>
+      </w:r>
+      <w:r>
+        <w:t xml:space="preserve"> </w:t>
+      </w:r>
+      <w:r>
+        <w:t>представлена IDEF0-диаграмма системы распознавания эмоций человека на основе искусственной нейронной сети.</w:t>
+      </w:r>
+    </w:p>
+    <w:p>
+      <w:pPr>
+        <w:ind w:firstLine="0"/>
+      </w:pPr>
+      <w:r>
+        <w:rPr>
+          <w:noProof/>
+        </w:rPr>
         <w:lastRenderedPageBreak/>
-        <w:t xml:space="preserve">выполнение процессов анализа эмоционального состояния пользователей. На рисунке </w:t>
-      </w:r>
-      <w:r>
-        <w:fldChar w:fldCharType="begin"/>
-      </w:r>
-      <w:r>
-        <w:instrText xml:space="preserve"> REF _Ref229765368 \#0 \h </w:instrText>
-      </w:r>
-      <w:r>
-        <w:instrText xml:space="preserve"> \* MERGEFORMAT </w:instrText>
-      </w:r>
-      <w:r>
-        <w:fldChar w:fldCharType="separate"/>
-      </w:r>
-      <w:r>
-        <w:t>3</w:t>
-      </w:r>
-      <w:r>
-        <w:fldChar w:fldCharType="end"/>
-      </w:r>
-      <w:r>
-        <w:t xml:space="preserve"> </w:t>
-      </w:r>
-      <w:r>
-        <w:t>представлена IDEF0-диаграмма системы распознавания эмоций человека на основе искусственной нейронной сети.</w:t>
-      </w:r>
-    </w:p>
-    <w:p>
-      <w:pPr>
-        <w:ind w:firstLine="0"/>
-      </w:pPr>
-      <w:r>
-        <w:rPr>
-          <w:noProof/>
-        </w:rPr>
         <w:drawing>
           <wp:inline distT="0" distB="0" distL="0" distR="0" wp14:anchorId="71CA1DE7" wp14:editId="4F55CEAF">
             <wp:extent cx="5940425" cy="4744720"/>
@@ -8419,7 +8961,6 @@
         </w:numPr>
       </w:pPr>
       <w:r>
-        <w:lastRenderedPageBreak/>
         <w:t>Профиль конфигурации анализа</w:t>
       </w:r>
       <w:r>
@@ -8440,6 +8981,7 @@
         </w:numPr>
       </w:pPr>
       <w:r>
+        <w:lastRenderedPageBreak/>
         <w:t>Аналитический отчёт — структурированные результаты распознавания эмоций с метриками, графиками и рекомендациями.</w:t>
       </w:r>
     </w:p>
@@ -8578,15 +9120,12 @@
     </w:p>
     <w:p>
       <w:r>
-        <w:t xml:space="preserve">В рамках данной модели система выполняет преобразование входной информации, поступающей от пользователя и внешних источников, в аналитический отчёт об эмоциональном состоянии. Управление процессом осуществляется за счёт заданных алгоритмов обработки, используемых </w:t>
-      </w:r>
+        <w:t>В рамках данной модели система выполняет преобразование входной информации, поступающей от пользователя и внешних источников, в аналитический отчёт об эмоциональном состоянии. Управление процессом осуществляется за счёт заданных алгоритмов обработки, используемых моделей анализа, а также нормативных ограничений, регламентирующих обработку персональных данных.</w:t>
+      </w:r>
+    </w:p>
+    <w:p>
       <w:r>
         <w:lastRenderedPageBreak/>
-        <w:t>моделей анализа, а также нормативных ограничений, регламентирующих обработку персональных данных.</w:t>
-      </w:r>
-    </w:p>
-    <w:p>
-      <w:r>
         <w:t>Механизмы обеспечивают техническую и пользовательскую реализацию процесса: сбор данных (веб-камера), их обработку (сервер), взаимодействие с интерфейсом (клиент) и принятие решений (пользователь).</w:t>
       </w:r>
     </w:p>
@@ -8719,6 +9258,7 @@
     <w:p>
       <w:pPr>
         <w:ind w:firstLine="0"/>
+        <w:jc w:val="center"/>
         <w:rPr>
           <w:rFonts w:eastAsiaTheme="minorHAnsi"/>
           <w:lang w:eastAsia="en-US" w:bidi="he-IL"/>
@@ -8891,7 +9431,21 @@
         <w:rPr>
           <w:rFonts w:eastAsiaTheme="minorHAnsi"/>
         </w:rPr>
-        <w:t>Данный блок описывает процесс инициации и проведения онлайн-сессии взаимодействия между участниками. HR-специалист создаёт конфигурацию анализа, формирует запрос на создание сессии и приглашает участников через механизм инвайт-ссылок. В ходе сессии осуществляется захват мультимодальных данных от всех подключённых пользователей.</w:t>
+        <w:t xml:space="preserve">Данный блок описывает процесс инициации и проведения онлайн-сессии взаимодействия между участниками. HR-специалист создаёт конфигурацию анализа, формирует запрос на создание сессии и приглашает участников через механизм </w:t>
+      </w:r>
+      <w:proofErr w:type="spellStart"/>
+      <w:r>
+        <w:rPr>
+          <w:rFonts w:eastAsiaTheme="minorHAnsi"/>
+        </w:rPr>
+        <w:t>инвайт</w:t>
+      </w:r>
+      <w:proofErr w:type="spellEnd"/>
+      <w:r>
+        <w:rPr>
+          <w:rFonts w:eastAsiaTheme="minorHAnsi"/>
+        </w:rPr>
+        <w:t>-ссылок. В ходе сессии осуществляется захват мультимодальных данных от всех подключённых пользователей.</w:t>
       </w:r>
     </w:p>
     <w:p>
@@ -9333,7 +9887,21 @@
         <w:rPr>
           <w:rFonts w:eastAsiaTheme="minorHAnsi"/>
         </w:rPr>
-        <w:t>Признаки видео — нормализованные и выровненные изображения лиц, ключевые точки (landmarks);</w:t>
+        <w:t>Признаки видео — нормализованные и выровненные изображения лиц, ключевые точки (</w:t>
+      </w:r>
+      <w:proofErr w:type="spellStart"/>
+      <w:r>
+        <w:rPr>
+          <w:rFonts w:eastAsiaTheme="minorHAnsi"/>
+        </w:rPr>
+        <w:t>landmarks</w:t>
+      </w:r>
+      <w:proofErr w:type="spellEnd"/>
+      <w:r>
+        <w:rPr>
+          <w:rFonts w:eastAsiaTheme="minorHAnsi"/>
+        </w:rPr>
+        <w:t>);</w:t>
       </w:r>
     </w:p>
     <w:p>
@@ -9351,7 +9919,21 @@
         <w:rPr>
           <w:rFonts w:eastAsiaTheme="minorHAnsi"/>
         </w:rPr>
-        <w:t>Признаки аудио — мел-частотные кепстральные коэффициенты (MFCC) и другие акустические признаки.</w:t>
+        <w:t xml:space="preserve">Признаки аудио — мел-частотные </w:t>
+      </w:r>
+      <w:proofErr w:type="spellStart"/>
+      <w:r>
+        <w:rPr>
+          <w:rFonts w:eastAsiaTheme="minorHAnsi"/>
+        </w:rPr>
+        <w:t>кепстральные</w:t>
+      </w:r>
+      <w:proofErr w:type="spellEnd"/>
+      <w:r>
+        <w:rPr>
+          <w:rFonts w:eastAsiaTheme="minorHAnsi"/>
+        </w:rPr>
+        <w:t xml:space="preserve"> коэффициенты (MFCC) и другие акустические признаки.</w:t>
       </w:r>
     </w:p>
     <w:p>
@@ -9382,14 +9964,70 @@
         <w:rPr>
           <w:rFonts w:eastAsiaTheme="minorHAnsi"/>
         </w:rPr>
-        <w:t xml:space="preserve">На данном этапе извлечённые признаки передаются в модули классификации на основе предобученных нейронных сетей. Видеоданные анализируются свёрточной нейронной сетью (CNN) для классификации выражений лица, аудиоданные — рекуррентной нейронной сетью (RNN) для </w:t>
-      </w:r>
+        <w:t xml:space="preserve">На данном этапе извлечённые признаки передаются в модули классификации на основе </w:t>
+      </w:r>
+      <w:proofErr w:type="spellStart"/>
       <w:r>
         <w:rPr>
           <w:rFonts w:eastAsiaTheme="minorHAnsi"/>
         </w:rPr>
+        <w:t>предобученных</w:t>
+      </w:r>
+      <w:proofErr w:type="spellEnd"/>
+      <w:r>
+        <w:rPr>
+          <w:rFonts w:eastAsiaTheme="minorHAnsi"/>
+        </w:rPr>
+        <w:t xml:space="preserve"> нейронных сетей. Видеоданные анализируются </w:t>
+      </w:r>
+      <w:proofErr w:type="spellStart"/>
+      <w:r>
+        <w:rPr>
+          <w:rFonts w:eastAsiaTheme="minorHAnsi"/>
+        </w:rPr>
+        <w:t>свёрточной</w:t>
+      </w:r>
+      <w:proofErr w:type="spellEnd"/>
+      <w:r>
+        <w:rPr>
+          <w:rFonts w:eastAsiaTheme="minorHAnsi"/>
+        </w:rPr>
+        <w:t xml:space="preserve"> нейронной сетью (CNN) для классификации выражений лица, аудиоданные — рекуррентной нейронной сетью (RNN) для </w:t>
+      </w:r>
+      <w:r>
+        <w:rPr>
+          <w:rFonts w:eastAsiaTheme="minorHAnsi"/>
+        </w:rPr>
         <w:lastRenderedPageBreak/>
-        <w:t>распознавания голосовых характеристик. Параллельно выполняется транскрибация речи с помощью модели автоматического распознавания речи (ASR) и анализ тональности текста с использованием NLP-модели. Для каждого входного сигнала модель выдаёт оценку принадлежности к классу эмоций (argmax).</w:t>
+        <w:t xml:space="preserve">распознавания голосовых характеристик. Параллельно выполняется </w:t>
+      </w:r>
+      <w:proofErr w:type="spellStart"/>
+      <w:r>
+        <w:rPr>
+          <w:rFonts w:eastAsiaTheme="minorHAnsi"/>
+        </w:rPr>
+        <w:t>транскрибация</w:t>
+      </w:r>
+      <w:proofErr w:type="spellEnd"/>
+      <w:r>
+        <w:rPr>
+          <w:rFonts w:eastAsiaTheme="minorHAnsi"/>
+        </w:rPr>
+        <w:t xml:space="preserve"> речи с помощью модели автоматического распознавания речи (ASR) и анализ тональности текста с использованием NLP-модели. Для каждого входного сигнала модель выдаёт оценку принадлежности к классу эмоций (</w:t>
+      </w:r>
+      <w:proofErr w:type="spellStart"/>
+      <w:r>
+        <w:rPr>
+          <w:rFonts w:eastAsiaTheme="minorHAnsi"/>
+        </w:rPr>
+        <w:t>argmax</w:t>
+      </w:r>
+      <w:proofErr w:type="spellEnd"/>
+      <w:r>
+        <w:rPr>
+          <w:rFonts w:eastAsiaTheme="minorHAnsi"/>
+        </w:rPr>
+        <w:t>).</w:t>
       </w:r>
     </w:p>
     <w:p>
@@ -9487,7 +10125,21 @@
         <w:rPr>
           <w:rFonts w:eastAsiaTheme="minorHAnsi"/>
         </w:rPr>
-        <w:t>Модели и алгоритмы анализа эмоций — обученные нейронные сети (CNN для видео, RNN для аудио, ASR для транскрибации, NLP для анализа тональности) и правила классификации.</w:t>
+        <w:t xml:space="preserve">Модели и алгоритмы анализа эмоций — обученные нейронные сети (CNN для видео, RNN для аудио, ASR для </w:t>
+      </w:r>
+      <w:proofErr w:type="spellStart"/>
+      <w:r>
+        <w:rPr>
+          <w:rFonts w:eastAsiaTheme="minorHAnsi"/>
+        </w:rPr>
+        <w:t>транскрибации</w:t>
+      </w:r>
+      <w:proofErr w:type="spellEnd"/>
+      <w:r>
+        <w:rPr>
+          <w:rFonts w:eastAsiaTheme="minorHAnsi"/>
+        </w:rPr>
+        <w:t>, NLP для анализа тональности) и правила классификации.</w:t>
       </w:r>
     </w:p>
     <w:p>
@@ -9580,7 +10232,35 @@
         <w:rPr>
           <w:rFonts w:eastAsiaTheme="minorHAnsi"/>
         </w:rPr>
-        <w:t xml:space="preserve">Завершающий этап обработки, на котором результаты анализа агрегируются по временным окнам и преобразуются в структурированный аналитический отчёт. Применяется эвристический подход позднего слияния (late fusion): статистика эмоций, временные шкалы активности, ключевые фразы из транскрипта и метрики вовлечённости объединяются в единый документ. Отчёт формируется по выбранной форме (PDF, CSV, JSON) и </w:t>
+        <w:t>Завершающий этап обработки, на котором результаты анализа агрегируются по временным окнам и преобразуются в структурированный аналитический отчёт. Применяется эвристический подход позднего слияния (</w:t>
+      </w:r>
+      <w:proofErr w:type="spellStart"/>
+      <w:r>
+        <w:rPr>
+          <w:rFonts w:eastAsiaTheme="minorHAnsi"/>
+        </w:rPr>
+        <w:t>late</w:t>
+      </w:r>
+      <w:proofErr w:type="spellEnd"/>
+      <w:r>
+        <w:rPr>
+          <w:rFonts w:eastAsiaTheme="minorHAnsi"/>
+        </w:rPr>
+        <w:t xml:space="preserve"> </w:t>
+      </w:r>
+      <w:proofErr w:type="spellStart"/>
+      <w:r>
+        <w:rPr>
+          <w:rFonts w:eastAsiaTheme="minorHAnsi"/>
+        </w:rPr>
+        <w:t>fusion</w:t>
+      </w:r>
+      <w:proofErr w:type="spellEnd"/>
+      <w:r>
+        <w:rPr>
+          <w:rFonts w:eastAsiaTheme="minorHAnsi"/>
+        </w:rPr>
+        <w:t xml:space="preserve">): статистика эмоций, временные шкалы активности, ключевые фразы из транскрипта и метрики вовлечённости объединяются в единый документ. Отчёт формируется по выбранной форме (PDF, CSV, JSON) и </w:t>
       </w:r>
       <w:r>
         <w:rPr>
@@ -9798,7 +10478,21 @@
           <w:rFonts w:eastAsiaTheme="minorHAnsi"/>
         </w:rPr>
         <w:lastRenderedPageBreak/>
-        <w:t>обработки мультимодальных данных от захвата медиапотоков до формирования аналитического отчёта, а также определяя ресурсы и управляющие факторы для каждого подпроцесса.</w:t>
+        <w:t xml:space="preserve">обработки мультимодальных данных от захвата </w:t>
+      </w:r>
+      <w:proofErr w:type="spellStart"/>
+      <w:r>
+        <w:rPr>
+          <w:rFonts w:eastAsiaTheme="minorHAnsi"/>
+        </w:rPr>
+        <w:t>медиапотоков</w:t>
+      </w:r>
+      <w:proofErr w:type="spellEnd"/>
+      <w:r>
+        <w:rPr>
+          <w:rFonts w:eastAsiaTheme="minorHAnsi"/>
+        </w:rPr>
+        <w:t xml:space="preserve"> до формирования аналитического отчёта, а также определяя ресурсы и управляющие факторы для каждого подпроцесса.</w:t>
       </w:r>
     </w:p>
     <w:p>
@@ -10205,7 +10899,15 @@
       </w:pPr>
       <w:r>
         <w:lastRenderedPageBreak/>
-        <w:t>Сеанс видеовстречи — ключевая сущность бизнес-процесса, описывающая жизненный цикл мероприятия (от создания до завершения).</w:t>
+        <w:t xml:space="preserve">Сеанс </w:t>
+      </w:r>
+      <w:proofErr w:type="spellStart"/>
+      <w:r>
+        <w:t>видеовстречи</w:t>
+      </w:r>
+      <w:proofErr w:type="spellEnd"/>
+      <w:r>
+        <w:t xml:space="preserve"> — ключевая сущность бизнес-процесса, описывающая жизненный цикл мероприятия (от создания до завершения).</w:t>
       </w:r>
     </w:p>
     <w:p>
@@ -10357,7 +11059,23 @@
         <w:t>Все с</w:t>
       </w:r>
       <w:r>
-        <w:t>вязи между сущностями имеют характер «один-ко-многим» (1:М). Центральной точкой агрегации является «Сеанс видеовстречи»: одна сессия порождает множество участников, событий аналитики, сообщений чата и итоговых отчётов. Пользователь, в свою очередь, может быть организатором множества сессий и иметь несколько активных токенов обновления.</w:t>
+        <w:t>вязи между сущностями имеют характер «один-ко-многим» (</w:t>
+      </w:r>
+      <w:proofErr w:type="gramStart"/>
+      <w:r>
+        <w:t>1:М</w:t>
+      </w:r>
+      <w:proofErr w:type="gramEnd"/>
+      <w:r>
+        <w:t xml:space="preserve">). Центральной точкой агрегации является «Сеанс </w:t>
+      </w:r>
+      <w:proofErr w:type="spellStart"/>
+      <w:r>
+        <w:t>видеовстречи</w:t>
+      </w:r>
+      <w:proofErr w:type="spellEnd"/>
+      <w:r>
+        <w:t>»: одна сессия порождает множество участников, событий аналитики, сообщений чата и итоговых отчётов. Пользователь, в свою очередь, может быть организатором множества сессий и иметь несколько активных токенов обновления.</w:t>
       </w:r>
     </w:p>
     <w:p>
@@ -13176,8 +13894,20 @@
           <w:bCs w:val="0"/>
           <w:color w:val="000000"/>
         </w:rPr>
-        <w:t>Сеанс видеовстречи</w:t>
-      </w:r>
+        <w:t xml:space="preserve">Сеанс </w:t>
+      </w:r>
+      <w:proofErr w:type="spellStart"/>
+      <w:r>
+        <w:rPr>
+          <w:rStyle w:val="aff2"/>
+          <w:rFonts w:eastAsia="Microsoft YaHei"/>
+          <w:b w:val="0"/>
+          <w:bCs w:val="0"/>
+          <w:color w:val="000000"/>
+        </w:rPr>
+        <w:t>видеовстречи</w:t>
+      </w:r>
+      <w:proofErr w:type="spellEnd"/>
       <w:r>
         <w:rPr>
           <w:rFonts w:eastAsia="Microsoft YaHei"/>
@@ -13309,8 +14039,19 @@
           <w:i w:val="0"/>
           <w:iCs w:val="0"/>
         </w:rPr>
-        <w:t>Сеанс видеовстречи</w:t>
-      </w:r>
+        <w:t xml:space="preserve">Сеанс </w:t>
+      </w:r>
+      <w:proofErr w:type="spellStart"/>
+      <w:r>
+        <w:rPr>
+          <w:rStyle w:val="ae"/>
+          <w:rFonts w:eastAsia="Microsoft YaHei"/>
+          <w:i w:val="0"/>
+          <w:iCs w:val="0"/>
+        </w:rPr>
+        <w:t>видеовстречи</w:t>
+      </w:r>
+      <w:proofErr w:type="spellEnd"/>
       <w:r>
         <w:rPr>
           <w:rStyle w:val="ae"/>
@@ -13661,12 +14402,21 @@
                 <w:sz w:val="28"/>
               </w:rPr>
             </w:pPr>
+            <w:proofErr w:type="spellStart"/>
             <w:r>
               <w:rPr>
                 <w:rFonts w:asciiTheme="majorHAnsi" w:hAnsiTheme="majorHAnsi" w:cstheme="majorHAnsi"/>
                 <w:sz w:val="28"/>
               </w:rPr>
-              <w:t>Человекочитаемое наименование сессии</w:t>
+              <w:t>Человекочитаемое</w:t>
+            </w:r>
+            <w:proofErr w:type="spellEnd"/>
+            <w:r>
+              <w:rPr>
+                <w:rFonts w:asciiTheme="majorHAnsi" w:hAnsiTheme="majorHAnsi" w:cstheme="majorHAnsi"/>
+                <w:sz w:val="28"/>
+              </w:rPr>
+              <w:t xml:space="preserve"> наименование сессии</w:t>
             </w:r>
           </w:p>
         </w:tc>
@@ -15226,7 +15976,21 @@
         <w:rPr>
           <w:rFonts w:eastAsia="Microsoft YaHei"/>
         </w:rPr>
-        <w:t>выходные данные модуля искусственного интеллекта, содержащие информацию о распознанных эмоциях, результатах транскрибации речи и расчетных метриках.</w:t>
+        <w:t xml:space="preserve">выходные данные модуля искусственного интеллекта, содержащие информацию о распознанных эмоциях, результатах </w:t>
+      </w:r>
+      <w:proofErr w:type="spellStart"/>
+      <w:r>
+        <w:rPr>
+          <w:rFonts w:eastAsia="Microsoft YaHei"/>
+        </w:rPr>
+        <w:t>транскрибации</w:t>
+      </w:r>
+      <w:proofErr w:type="spellEnd"/>
+      <w:r>
+        <w:rPr>
+          <w:rFonts w:eastAsia="Microsoft YaHei"/>
+        </w:rPr>
+        <w:t xml:space="preserve"> речи и расчетных метриках.</w:t>
       </w:r>
     </w:p>
     <w:p>
@@ -18683,13 +19447,21 @@
         <w:rPr>
           <w:rFonts w:eastAsia="Microsoft YaHei"/>
         </w:rPr>
-        <w:t>На этапе логического проектирования концептуальная модель была преобразована в схему реляционной базы данных с учётом особенностей выбранной СУБД PostgreSQL. Логическая модель</w:t>
-      </w:r>
+        <w:t xml:space="preserve">На этапе логического проектирования концептуальная модель была преобразована в схему реляционной базы данных с учётом особенностей выбранной СУБД </w:t>
+      </w:r>
+      <w:proofErr w:type="spellStart"/>
       <w:r>
         <w:rPr>
           <w:rFonts w:eastAsia="Microsoft YaHei"/>
         </w:rPr>
-        <w:t xml:space="preserve"> </w:t>
+        <w:t>PostgreSQL</w:t>
+      </w:r>
+      <w:proofErr w:type="spellEnd"/>
+      <w:r>
+        <w:rPr>
+          <w:rFonts w:eastAsia="Microsoft YaHei"/>
+        </w:rPr>
+        <w:t xml:space="preserve">. Логическая модель </w:t>
       </w:r>
       <w:r>
         <w:rPr>
@@ -18936,7 +19708,21 @@
           <w:rFonts w:eastAsia="Microsoft YaHei"/>
         </w:rPr>
         <w:lastRenderedPageBreak/>
-        <w:t>ключи обеспечивают ссылочную целостность между связанными сущностями: например, каждая запись в таблице «Участник встречи» ссылается на конкретный сеанс видеовстречи.</w:t>
+        <w:t xml:space="preserve">ключи обеспечивают ссылочную целостность между связанными сущностями: например, каждая запись в таблице «Участник встречи» ссылается на конкретный сеанс </w:t>
+      </w:r>
+      <w:proofErr w:type="spellStart"/>
+      <w:r>
+        <w:rPr>
+          <w:rFonts w:eastAsia="Microsoft YaHei"/>
+        </w:rPr>
+        <w:t>видеовстречи</w:t>
+      </w:r>
+      <w:proofErr w:type="spellEnd"/>
+      <w:r>
+        <w:rPr>
+          <w:rFonts w:eastAsia="Microsoft YaHei"/>
+        </w:rPr>
+        <w:t>.</w:t>
       </w:r>
     </w:p>
     <w:p>
@@ -18954,7 +19740,21 @@
         <w:rPr>
           <w:rFonts w:eastAsia="Microsoft YaHei"/>
         </w:rPr>
-        <w:t>Ограничения уникальности. Ряд полей имеет ограничение уникальности: адрес электронной почты пользователя, хеш токена обновления, клиентский идентификатор сообщения чата. Это предотвращает дублирование критически важных данных и обеспечивает идемпотентность операций (в частности, при повторной отправке сообщений из-за сетевых сбоев).</w:t>
+        <w:t xml:space="preserve">Ограничения уникальности. Ряд полей имеет ограничение уникальности: адрес электронной почты пользователя, </w:t>
+      </w:r>
+      <w:proofErr w:type="spellStart"/>
+      <w:r>
+        <w:rPr>
+          <w:rFonts w:eastAsia="Microsoft YaHei"/>
+        </w:rPr>
+        <w:t>хеш</w:t>
+      </w:r>
+      <w:proofErr w:type="spellEnd"/>
+      <w:r>
+        <w:rPr>
+          <w:rFonts w:eastAsia="Microsoft YaHei"/>
+        </w:rPr>
+        <w:t xml:space="preserve"> токена обновления, клиентский идентификатор сообщения чата. Это предотвращает дублирование критически важных данных и обеспечивает идемпотентность операций (в частности, при повторной отправке сообщений из-за сетевых сбоев).</w:t>
       </w:r>
     </w:p>
     <w:p>
@@ -18972,7 +19772,35 @@
         <w:rPr>
           <w:rFonts w:eastAsia="Microsoft YaHei"/>
         </w:rPr>
-        <w:t>Гибкое хранение аналитики. Для полей, содержащих результаты работы нейросетей (полезные данные событий аналитики, данные отчёта, снимок конфигурации), предусмотрена возможность хранения полуструктурированных данных. Это позволяет сохранять разнородные результаты ИИ-моделей (координаты landmark-точек, словари вероятностей эмоций, транскрипты) без необходимости частого изменения схемы базы данных.</w:t>
+        <w:t xml:space="preserve">Гибкое хранение аналитики. Для полей, содержащих результаты работы нейросетей (полезные данные событий аналитики, данные отчёта, снимок конфигурации), предусмотрена возможность хранения </w:t>
+      </w:r>
+      <w:proofErr w:type="spellStart"/>
+      <w:r>
+        <w:rPr>
+          <w:rFonts w:eastAsia="Microsoft YaHei"/>
+        </w:rPr>
+        <w:t>полуструктурированных</w:t>
+      </w:r>
+      <w:proofErr w:type="spellEnd"/>
+      <w:r>
+        <w:rPr>
+          <w:rFonts w:eastAsia="Microsoft YaHei"/>
+        </w:rPr>
+        <w:t xml:space="preserve"> данных. Это позволяет сохранять разнородные результаты ИИ-моделей (координаты </w:t>
+      </w:r>
+      <w:proofErr w:type="spellStart"/>
+      <w:r>
+        <w:rPr>
+          <w:rFonts w:eastAsia="Microsoft YaHei"/>
+        </w:rPr>
+        <w:t>landmark</w:t>
+      </w:r>
+      <w:proofErr w:type="spellEnd"/>
+      <w:r>
+        <w:rPr>
+          <w:rFonts w:eastAsia="Microsoft YaHei"/>
+        </w:rPr>
+        <w:t>-точек, словари вероятностей эмоций, транскрипты) без необходимости частого изменения схемы базы данных.</w:t>
       </w:r>
     </w:p>
     <w:p>
@@ -18990,7 +19818,21 @@
         <w:rPr>
           <w:rFonts w:eastAsia="Microsoft YaHei"/>
         </w:rPr>
-        <w:t>Ссылочная целостность и каскадное удаление. Все внешние ключи, связывающие дочерние таблицы (участники, события, отчёты, сообщения чата) с родительской таблицей сеанса видеовстречи, настроены с правилом каскадного удаления. Это гарантирует, что при удалении завершённой или тестовой встречи все связанные с ней данные будут автоматически очищены.</w:t>
+        <w:t xml:space="preserve">Ссылочная целостность и каскадное удаление. Все внешние ключи, связывающие дочерние таблицы (участники, события, отчёты, сообщения чата) с родительской таблицей сеанса </w:t>
+      </w:r>
+      <w:proofErr w:type="spellStart"/>
+      <w:r>
+        <w:rPr>
+          <w:rFonts w:eastAsia="Microsoft YaHei"/>
+        </w:rPr>
+        <w:t>видеовстречи</w:t>
+      </w:r>
+      <w:proofErr w:type="spellEnd"/>
+      <w:r>
+        <w:rPr>
+          <w:rFonts w:eastAsia="Microsoft YaHei"/>
+        </w:rPr>
+        <w:t>, настроены с правилом каскадного удаления. Это гарантирует, что при удалении завершённой или тестовой встречи все связанные с ней данные будут автоматически очищены.</w:t>
       </w:r>
     </w:p>
     <w:p>
@@ -19085,7 +19927,23 @@
         <w:contextualSpacing/>
       </w:pPr>
       <w:r>
-        <w:t>Разработанный программный комплекс представляет собой веб-платформу для планирования онлайн-сессий, проведения видеовстреч в браузере, сбора мультимодальной аналитики (речь, мимика, эмоции) и формирования отчётности для организатора. Архитектура системы построена по клиент-серверной модели с выделением ресурсоёмких задач искусственного интеллекта в отдельные микросервисы.</w:t>
+        <w:t xml:space="preserve">Разработанный программный комплекс представляет собой веб-платформу для планирования онлайн-сессий, проведения </w:t>
+      </w:r>
+      <w:proofErr w:type="spellStart"/>
+      <w:r>
+        <w:t>видеовстреч</w:t>
+      </w:r>
+      <w:proofErr w:type="spellEnd"/>
+      <w:r>
+        <w:t xml:space="preserve"> в браузере, сбора мультимодальной аналитики (речь, мимика, эмоции) и формирования отчётности для организатора. Архитектура системы построена по клиент-серверной модели с выделением ресурсоёмких задач искусственного интеллекта в отдельные </w:t>
+      </w:r>
+      <w:proofErr w:type="spellStart"/>
+      <w:r>
+        <w:t>микросервисы</w:t>
+      </w:r>
+      <w:proofErr w:type="spellEnd"/>
+      <w:r>
+        <w:t>.</w:t>
       </w:r>
     </w:p>
     <w:p>
@@ -19093,7 +19951,23 @@
         <w:contextualSpacing/>
       </w:pPr>
       <w:r>
-        <w:t>Комплекс организован в виде монорепозитория, что обеспечивает согласованность интерфейсов, упрощает управление зависимостями и ускоряет процесс разработки. Оркестрация сервисов осуществляется с помощью средств контейнеризации, поддерживающих базовый профиль (клиентская часть, серверная часть, СУБД) и опциональный профиль искусственного интеллекта (AI-шлюз, сервис распознавания речи).</w:t>
+        <w:t xml:space="preserve">Комплекс организован в виде </w:t>
+      </w:r>
+      <w:proofErr w:type="spellStart"/>
+      <w:r>
+        <w:t>монорепозитория</w:t>
+      </w:r>
+      <w:proofErr w:type="spellEnd"/>
+      <w:r>
+        <w:t xml:space="preserve">, что обеспечивает согласованность интерфейсов, упрощает управление зависимостями и ускоряет процесс разработки. </w:t>
+      </w:r>
+      <w:proofErr w:type="spellStart"/>
+      <w:r>
+        <w:t>Оркестрация</w:t>
+      </w:r>
+      <w:proofErr w:type="spellEnd"/>
+      <w:r>
+        <w:t xml:space="preserve"> сервисов осуществляется с помощью средств контейнеризации, поддерживающих базовый профиль (клиентская часть, серверная часть, СУБД) и опциональный профиль искусственного интеллекта (AI-шлюз, сервис распознавания речи).</w:t>
       </w:r>
     </w:p>
     <w:p>
@@ -19124,8 +19998,29 @@
           <w:numId w:val="4"/>
         </w:numPr>
       </w:pPr>
-      <w:r>
-        <w:t>WebSocket – для низкозадержочного обмена медиаданными, событиями встречи, потоковой аналитикой и чатом в реальном времени.</w:t>
+      <w:proofErr w:type="spellStart"/>
+      <w:r>
+        <w:t>WebSocket</w:t>
+      </w:r>
+      <w:proofErr w:type="spellEnd"/>
+      <w:r>
+        <w:t xml:space="preserve"> – для </w:t>
+      </w:r>
+      <w:proofErr w:type="spellStart"/>
+      <w:r>
+        <w:t>низкозадержочного</w:t>
+      </w:r>
+      <w:proofErr w:type="spellEnd"/>
+      <w:r>
+        <w:t xml:space="preserve"> обмена </w:t>
+      </w:r>
+      <w:proofErr w:type="spellStart"/>
+      <w:r>
+        <w:t>медиаданными</w:t>
+      </w:r>
+      <w:proofErr w:type="spellEnd"/>
+      <w:r>
+        <w:t>, событиями встречи, потоковой аналитикой и чатом в реальном времени.</w:t>
       </w:r>
     </w:p>
     <w:p>
@@ -19154,7 +20049,31 @@
         <w:contextualSpacing/>
       </w:pPr>
       <w:r>
-        <w:t>Клиентская часть реализована как одностраничное приложение (SPA) на базе стека React, TypeScript и сборщика Vite. Интерфейс спроектирован с учётом принципов компонентного подхода и разделения ответственности.</w:t>
+        <w:t xml:space="preserve">Клиентская часть реализована как одностраничное приложение (SPA) на базе стека </w:t>
+      </w:r>
+      <w:proofErr w:type="spellStart"/>
+      <w:r>
+        <w:t>React</w:t>
+      </w:r>
+      <w:proofErr w:type="spellEnd"/>
+      <w:r>
+        <w:t xml:space="preserve">, </w:t>
+      </w:r>
+      <w:proofErr w:type="spellStart"/>
+      <w:r>
+        <w:t>TypeScript</w:t>
+      </w:r>
+      <w:proofErr w:type="spellEnd"/>
+      <w:r>
+        <w:t xml:space="preserve"> и сборщика </w:t>
+      </w:r>
+      <w:proofErr w:type="spellStart"/>
+      <w:r>
+        <w:t>Vite</w:t>
+      </w:r>
+      <w:proofErr w:type="spellEnd"/>
+      <w:r>
+        <w:t>. Интерфейс спроектирован с учётом принципов компонентного подхода и разделения ответственности.</w:t>
       </w:r>
     </w:p>
     <w:p>
@@ -19197,8 +20116,21 @@
           <w:numId w:val="4"/>
         </w:numPr>
       </w:pPr>
-      <w:r>
-        <w:t>WebSocket-механизм реализует автоматическое переподключение при разрыве соединения, обработку сигналов активности и маршрутизацию входящих событий. Разбор доменных событий вынесен в отдельную функцию, которая обновляет состояние интерфейса, отображает уведомления и обрабатывает событие завершения встречи.</w:t>
+      <w:proofErr w:type="spellStart"/>
+      <w:r>
+        <w:t>WebSocket</w:t>
+      </w:r>
+      <w:proofErr w:type="spellEnd"/>
+      <w:r>
+        <w:t xml:space="preserve">-механизм реализует автоматическое </w:t>
+      </w:r>
+      <w:proofErr w:type="spellStart"/>
+      <w:r>
+        <w:t>переподключение</w:t>
+      </w:r>
+      <w:proofErr w:type="spellEnd"/>
+      <w:r>
+        <w:t xml:space="preserve"> при разрыве соединения, обработку сигналов активности и маршрутизацию входящих событий. Разбор доменных событий вынесен в отдельную функцию, которая обновляет состояние интерфейса, отображает уведомления и обрабатывает событие завершения встречи.</w:t>
       </w:r>
     </w:p>
     <w:p>
@@ -19403,7 +20335,15 @@
       <w:bookmarkStart w:id="41" w:name="_Toc229467891"/>
       <w:bookmarkStart w:id="42" w:name="_Toc233140235"/>
       <w:r>
-        <w:t>Серверный модуль управления сессиями и WebSocket-коммуникации</w:t>
+        <w:t xml:space="preserve">Серверный модуль управления сессиями и </w:t>
+      </w:r>
+      <w:proofErr w:type="spellStart"/>
+      <w:r>
+        <w:t>WebSocket</w:t>
+      </w:r>
+      <w:proofErr w:type="spellEnd"/>
+      <w:r>
+        <w:t>-коммуникации</w:t>
       </w:r>
       <w:bookmarkEnd w:id="41"/>
       <w:bookmarkEnd w:id="42"/>
@@ -19413,7 +20353,15 @@
         <w:contextualSpacing/>
       </w:pPr>
       <w:r>
-        <w:t>Серверная часть реализована на языке Go с использованием веб-фреймворка Gin. Точка входа приложения отвечает за инициализацию подключения к СУБД, настройку CORS, регистрацию промежуточного программного обеспечения и маршрутов</w:t>
+        <w:t xml:space="preserve">Серверная часть реализована на языке Go с использованием веб-фреймворка </w:t>
+      </w:r>
+      <w:proofErr w:type="spellStart"/>
+      <w:r>
+        <w:t>Gin</w:t>
+      </w:r>
+      <w:proofErr w:type="spellEnd"/>
+      <w:r>
+        <w:t>. Точка входа приложения отвечает за инициализацию подключения к СУБД, настройку CORS, регистрацию промежуточного программного обеспечения и маршрутов</w:t>
       </w:r>
       <w:r>
         <w:t>.</w:t>
@@ -19436,7 +20384,15 @@
         </w:numPr>
       </w:pPr>
       <w:r>
-        <w:t>Цепочка middleware выстроена в следующей последовательности: сначала выполняется восстановление после сбоев, затем идентификация запроса, после чего производится логирование доступа и обработка CORS. Далее система ограничивает количество попыток входа и выполняет проверку аутентификации. Такой порядок обработки обеспечивает отказоустойчивость сервиса, полный аудит запросов, защиту от атак подбора паролей и контроль доступа к защищённым ресурсам.</w:t>
+        <w:t xml:space="preserve">Цепочка </w:t>
+      </w:r>
+      <w:proofErr w:type="spellStart"/>
+      <w:r>
+        <w:t>middleware</w:t>
+      </w:r>
+      <w:proofErr w:type="spellEnd"/>
+      <w:r>
+        <w:t xml:space="preserve"> выстроена в следующей последовательности: сначала выполняется восстановление после сбоев, затем идентификация запроса, после чего производится логирование доступа и обработка CORS. Далее система ограничивает количество попыток входа и выполняет проверку аутентификации. Такой порядок обработки обеспечивает отказоустойчивость сервиса, полный аудит запросов, защиту от атак подбора паролей и контроль доступа к защищённым ресурсам.</w:t>
       </w:r>
     </w:p>
     <w:p>
@@ -19447,8 +20403,13 @@
           <w:numId w:val="4"/>
         </w:numPr>
       </w:pPr>
-      <w:r>
-        <w:t xml:space="preserve">WebSocket-хаб управляет пулом соединений по идентификатору сессии. При получении сообщения о присоединении сервер сохраняет метаданные подключения, рассылает событие о новом участнике всем </w:t>
+      <w:proofErr w:type="spellStart"/>
+      <w:r>
+        <w:t>WebSocket</w:t>
+      </w:r>
+      <w:proofErr w:type="spellEnd"/>
+      <w:r>
+        <w:t xml:space="preserve">-хаб управляет пулом соединений по идентификатору сессии. При получении сообщения о присоединении сервер сохраняет метаданные подключения, рассылает событие о новом участнике всем </w:t>
       </w:r>
       <w:r>
         <w:lastRenderedPageBreak/>
@@ -19464,7 +20425,23 @@
         </w:numPr>
       </w:pPr>
       <w:r>
-        <w:t>Обработка медиа-событий: сообщения типов «кадр», «аудио», «сообщение чата» маршрутизируются к зарегистрированным обработчикам. События аналитики (текстовый анализ, аудиоанализ, анализ лица, эмоции) записываются в таблицу событий и одновременно транслируются клиентам. Отладочные сообщения не сохраняются в БД, а сразу передаются по WebSocket для снижения нагрузки на дисковую подсистему.</w:t>
+        <w:t xml:space="preserve">Обработка медиа-событий: сообщения типов «кадр», «аудио», «сообщение чата» маршрутизируются к зарегистрированным обработчикам. События аналитики (текстовый анализ, </w:t>
+      </w:r>
+      <w:proofErr w:type="spellStart"/>
+      <w:r>
+        <w:t>аудиоанализ</w:t>
+      </w:r>
+      <w:proofErr w:type="spellEnd"/>
+      <w:r>
+        <w:t xml:space="preserve">, анализ лица, эмоции) записываются в таблицу событий и одновременно транслируются клиентам. Отладочные сообщения не сохраняются в БД, а сразу передаются по </w:t>
+      </w:r>
+      <w:proofErr w:type="spellStart"/>
+      <w:r>
+        <w:t>WebSocket</w:t>
+      </w:r>
+      <w:proofErr w:type="spellEnd"/>
+      <w:r>
+        <w:t xml:space="preserve"> для снижения нагрузки на дисковую подсистему.</w:t>
       </w:r>
     </w:p>
     <w:p>
@@ -19496,7 +20473,15 @@
         <w:contextualSpacing/>
       </w:pPr>
       <w:r>
-        <w:t>Подсистема безопасности реализована на основе архитектуры без сохранения состояния (stateless) с применением технологии JWT. Процесс аутентификации пользователя состоит из следующих этапов</w:t>
+        <w:t>Подсистема безопасности реализована на основе архитектуры без сохранения состояния (</w:t>
+      </w:r>
+      <w:proofErr w:type="spellStart"/>
+      <w:r>
+        <w:t>stateless</w:t>
+      </w:r>
+      <w:proofErr w:type="spellEnd"/>
+      <w:r>
+        <w:t>) с применением технологии JWT. Процесс аутентификации пользователя состоит из следующих этапов</w:t>
       </w:r>
       <w:r>
         <w:t>:</w:t>
@@ -19511,7 +20496,15 @@
         <w:contextualSpacing/>
       </w:pPr>
       <w:r>
-        <w:t>Проверку учётных данных через запрос входа с валидацией хеша пароля.</w:t>
+        <w:t xml:space="preserve">Проверку учётных данных через запрос входа с валидацией </w:t>
+      </w:r>
+      <w:proofErr w:type="spellStart"/>
+      <w:r>
+        <w:t>хеша</w:t>
+      </w:r>
+      <w:proofErr w:type="spellEnd"/>
+      <w:r>
+        <w:t xml:space="preserve"> пароля.</w:t>
       </w:r>
     </w:p>
     <w:p>
@@ -19579,7 +20572,15 @@
         </w:numPr>
       </w:pPr>
       <w:r>
-        <w:t>В продакшн-окружении предполагается использование HTTPS/WSS, строгих CORS-правил и безопасных cookie для токенов обновления.</w:t>
+        <w:t xml:space="preserve">В продакшн-окружении предполагается использование HTTPS/WSS, строгих CORS-правил и безопасных </w:t>
+      </w:r>
+      <w:proofErr w:type="spellStart"/>
+      <w:r>
+        <w:t>cookie</w:t>
+      </w:r>
+      <w:proofErr w:type="spellEnd"/>
+      <w:r>
+        <w:t xml:space="preserve"> для токенов обновления.</w:t>
       </w:r>
     </w:p>
     <w:p>
@@ -19590,17 +20591,30 @@
       <w:bookmarkStart w:id="46" w:name="_Toc233140237"/>
       <w:r>
         <w:lastRenderedPageBreak/>
-        <w:t>Модуль захвата и передачи медиапотоков</w:t>
+        <w:t xml:space="preserve">Модуль захвата и передачи </w:t>
+      </w:r>
+      <w:proofErr w:type="spellStart"/>
+      <w:r>
+        <w:t>медиапотоков</w:t>
       </w:r>
       <w:bookmarkEnd w:id="45"/>
       <w:bookmarkEnd w:id="46"/>
+      <w:proofErr w:type="spellEnd"/>
     </w:p>
     <w:p>
       <w:pPr>
         <w:contextualSpacing/>
       </w:pPr>
       <w:r>
-        <w:t>Захват медиаданных на стороне клиента реализован через нативные браузерные API без использования сторонних плагинов.</w:t>
+        <w:t xml:space="preserve">Захват </w:t>
+      </w:r>
+      <w:proofErr w:type="spellStart"/>
+      <w:r>
+        <w:t>медиаданных</w:t>
+      </w:r>
+      <w:proofErr w:type="spellEnd"/>
+      <w:r>
+        <w:t xml:space="preserve"> на стороне клиента реализован через нативные браузерные API без использования сторонних плагинов.</w:t>
       </w:r>
     </w:p>
     <w:p>
@@ -19612,7 +20626,23 @@
         </w:numPr>
       </w:pPr>
       <w:r>
-        <w:t>Аудио: создаётся компонент записи исключительно для аудиодорожки микрофона. Для корректного декодирования на стороне сервера применяется стратегия кумулятивного накопления чанков: вместо отправки изолированных фрагментов система формирует непрерывный буфер, содержащий инициализирующий сегмент и последующие кластеры. Буфер кодируется в Base64 и отправляется по WebSocket с заданным интервалом или по достижению лимита размера.</w:t>
+        <w:t xml:space="preserve">Аудио: создаётся компонент записи исключительно для аудиодорожки микрофона. Для корректного декодирования на стороне сервера применяется стратегия кумулятивного накопления </w:t>
+      </w:r>
+      <w:proofErr w:type="spellStart"/>
+      <w:r>
+        <w:t>чанков</w:t>
+      </w:r>
+      <w:proofErr w:type="spellEnd"/>
+      <w:r>
+        <w:t xml:space="preserve">: вместо отправки изолированных фрагментов система формирует непрерывный буфер, содержащий инициализирующий сегмент и последующие кластеры. Буфер кодируется в Base64 и отправляется по </w:t>
+      </w:r>
+      <w:proofErr w:type="spellStart"/>
+      <w:r>
+        <w:t>WebSocket</w:t>
+      </w:r>
+      <w:proofErr w:type="spellEnd"/>
+      <w:r>
+        <w:t xml:space="preserve"> с заданным интервалом или по достижению лимита размера.</w:t>
       </w:r>
     </w:p>
     <w:p>
@@ -19624,7 +20654,23 @@
         </w:numPr>
       </w:pPr>
       <w:r>
-        <w:t>Видео: кадры для анализа лица захватываются с видеоэлемента через canvas с фиксированным интервалом. Изображение конвертируется в JPEG Base64 и передаётся типом «кадр». Такой подход балансирует между частотой обновления аналитики и пропускной способностью канала.</w:t>
+        <w:t xml:space="preserve">Видео: кадры для анализа лица захватываются с </w:t>
+      </w:r>
+      <w:proofErr w:type="spellStart"/>
+      <w:r>
+        <w:t>видеоэлемента</w:t>
+      </w:r>
+      <w:proofErr w:type="spellEnd"/>
+      <w:r>
+        <w:t xml:space="preserve"> через </w:t>
+      </w:r>
+      <w:proofErr w:type="spellStart"/>
+      <w:r>
+        <w:t>canvas</w:t>
+      </w:r>
+      <w:proofErr w:type="spellEnd"/>
+      <w:r>
+        <w:t xml:space="preserve"> с фиксированным интервалом. Изображение конвертируется в JPEG Base64 и передаётся типом «кадр». Такой подход балансирует между частотой обновления аналитики и пропускной способностью канала.</w:t>
       </w:r>
     </w:p>
     <w:p>
@@ -19667,11 +20713,21 @@
     </w:p>
     <w:p>
       <w:r>
-        <w:t xml:space="preserve">Для анализа видеопотока используется сверточная нейронная сеть (CNN), которая обучается на датасете изображений лиц (например, FER2013). Классификация эмоций (радость, грусть, гнев и т.д.) выполняется с помощью функции активации </w:t>
-      </w:r>
+        <w:t xml:space="preserve">Для анализа видеопотока используется </w:t>
+      </w:r>
+      <w:proofErr w:type="spellStart"/>
+      <w:r>
+        <w:t>сверточная</w:t>
+      </w:r>
+      <w:proofErr w:type="spellEnd"/>
+      <w:r>
+        <w:t xml:space="preserve"> нейронная сеть (CNN), которая обучается на датасете изображений лиц (например, FER2013). Классификация эмоций (радость, грусть, гнев и т.д.) выполняется с помощью функции активации </w:t>
+      </w:r>
+      <w:proofErr w:type="spellStart"/>
       <w:r>
         <w:t>Softmax</w:t>
       </w:r>
+      <w:proofErr w:type="spellEnd"/>
       <w:r>
         <w:t>:</w:t>
       </w:r>
@@ -20010,8 +21066,21 @@
         <w:t xml:space="preserve">Для оценки качества модели используется функция потерь </w:t>
       </w:r>
       <w:r>
-        <w:t>Cross-Entropy Loss</w:t>
-      </w:r>
+        <w:t>Cross-</w:t>
+      </w:r>
+      <w:proofErr w:type="spellStart"/>
+      <w:r>
+        <w:t>Entropy</w:t>
+      </w:r>
+      <w:proofErr w:type="spellEnd"/>
+      <w:r>
+        <w:t xml:space="preserve"> </w:t>
+      </w:r>
+      <w:proofErr w:type="spellStart"/>
+      <w:r>
+        <w:t>Loss</w:t>
+      </w:r>
+      <w:proofErr w:type="spellEnd"/>
       <w:r>
         <w:t>:</w:t>
       </w:r>
@@ -20404,11 +21473,40 @@
     </w:p>
     <w:p>
       <w:r>
-        <w:t xml:space="preserve">Для анализа аудиопотока применяются мел-частотные кепстральные коэффициенты (MFCC), которые извлекаются из голосовых данных. </w:t>
-      </w:r>
-      <w:r>
-        <w:t>Классификация выполняется рекуррентной нейронной сетью (RNN) с функцией активации Softmax. Точность модели также оценивается через Cross-Entropy Loss</w:t>
-      </w:r>
+        <w:t xml:space="preserve">Для анализа аудиопотока применяются мел-частотные </w:t>
+      </w:r>
+      <w:proofErr w:type="spellStart"/>
+      <w:r>
+        <w:t>кепстральные</w:t>
+      </w:r>
+      <w:proofErr w:type="spellEnd"/>
+      <w:r>
+        <w:t xml:space="preserve"> коэффициенты (MFCC), которые извлекаются из голосовых данных. </w:t>
+      </w:r>
+      <w:r>
+        <w:t xml:space="preserve">Классификация выполняется рекуррентной нейронной сетью (RNN) с функцией активации </w:t>
+      </w:r>
+      <w:proofErr w:type="spellStart"/>
+      <w:r>
+        <w:t>Softmax</w:t>
+      </w:r>
+      <w:proofErr w:type="spellEnd"/>
+      <w:r>
+        <w:t>. Точность модели также оценивается через Cross-</w:t>
+      </w:r>
+      <w:proofErr w:type="spellStart"/>
+      <w:r>
+        <w:t>Entropy</w:t>
+      </w:r>
+      <w:proofErr w:type="spellEnd"/>
+      <w:r>
+        <w:t xml:space="preserve"> </w:t>
+      </w:r>
+      <w:proofErr w:type="spellStart"/>
+      <w:r>
+        <w:t>Loss</w:t>
+      </w:r>
+      <w:proofErr w:type="spellEnd"/>
       <w:r>
         <w:t>.</w:t>
       </w:r>
@@ -20434,6 +21532,7 @@
           <w:numId w:val="4"/>
         </w:numPr>
       </w:pPr>
+      <w:proofErr w:type="spellStart"/>
       <w:r>
         <w:rPr>
           <w:b/>
@@ -20441,6 +21540,7 @@
         </w:rPr>
         <w:t>Accuracy</w:t>
       </w:r>
+      <w:proofErr w:type="spellEnd"/>
       <w:r>
         <w:t>: доля правильно классифицированных эмоций,</w:t>
       </w:r>
@@ -20453,6 +21553,7 @@
           <w:numId w:val="4"/>
         </w:numPr>
       </w:pPr>
+      <w:proofErr w:type="spellStart"/>
       <w:r>
         <w:rPr>
           <w:b/>
@@ -20460,6 +21561,7 @@
         </w:rPr>
         <w:t>Loss</w:t>
       </w:r>
+      <w:proofErr w:type="spellEnd"/>
       <w:r>
         <w:t>: значение функции потерь, отражающее расхождение между предсказаниями и истинными значениями.</w:t>
       </w:r>
@@ -20656,11 +21758,35 @@
         </w:numPr>
       </w:pPr>
       <w:r>
-        <w:t xml:space="preserve">Поток обработки аудиоданных: производится захват аудиочанков, после чего выполняется транскрибация речи с преобразованием </w:t>
+        <w:t xml:space="preserve">Поток обработки аудиоданных: производится захват </w:t>
+      </w:r>
+      <w:proofErr w:type="spellStart"/>
+      <w:r>
+        <w:t>аудиочанков</w:t>
+      </w:r>
+      <w:proofErr w:type="spellEnd"/>
+      <w:r>
+        <w:t xml:space="preserve">, после чего выполняется </w:t>
+      </w:r>
+      <w:proofErr w:type="spellStart"/>
+      <w:r>
+        <w:t>транскрибация</w:t>
+      </w:r>
+      <w:proofErr w:type="spellEnd"/>
+      <w:r>
+        <w:t xml:space="preserve"> речи с преобразованием </w:t>
       </w:r>
       <w:r>
         <w:lastRenderedPageBreak/>
-        <w:t>аудиосигнала в текстовое представление. Результаты транскрибации сохраняются в базу данных.</w:t>
+        <w:t xml:space="preserve">аудиосигнала в текстовое представление. Результаты </w:t>
+      </w:r>
+      <w:proofErr w:type="spellStart"/>
+      <w:r>
+        <w:t>транскрибации</w:t>
+      </w:r>
+      <w:proofErr w:type="spellEnd"/>
+      <w:r>
+        <w:t xml:space="preserve"> сохраняются в базу данных.</w:t>
       </w:r>
     </w:p>
     <w:p>
@@ -20702,7 +21828,15 @@
         <w:contextualSpacing/>
       </w:pPr>
       <w:r>
-        <w:t>Вычислительные задачи ИИ вынесены в отдельный сервис (AI-шлюз) и сервис распознавания речи на языке Python. Шлюз взаимодействует с серверной частью через WebSocket и конфигурируется через JSON-файлы с поддержкой горячей перезагрузки.</w:t>
+        <w:t xml:space="preserve">Вычислительные задачи ИИ вынесены в отдельный сервис (AI-шлюз) и сервис распознавания речи на языке Python. Шлюз взаимодействует с серверной частью через </w:t>
+      </w:r>
+      <w:proofErr w:type="spellStart"/>
+      <w:r>
+        <w:t>WebSocket</w:t>
+      </w:r>
+      <w:proofErr w:type="spellEnd"/>
+      <w:r>
+        <w:t xml:space="preserve"> и конфигурируется через JSON-файлы с поддержкой горячей перезагрузки.</w:t>
       </w:r>
     </w:p>
     <w:p>
@@ -20718,7 +21852,31 @@
         <w:contextualSpacing/>
       </w:pPr>
       <w:r>
-        <w:t>Задача распознавания эмоций по выражению лица (Facial Expression Recognition, FER) является одной из ключевых в области компьютерного зрения и аффективных вычислений</w:t>
+        <w:t>Задача распознавания эмоций по выражению лица (</w:t>
+      </w:r>
+      <w:proofErr w:type="spellStart"/>
+      <w:r>
+        <w:t>Facial</w:t>
+      </w:r>
+      <w:proofErr w:type="spellEnd"/>
+      <w:r>
+        <w:t xml:space="preserve"> </w:t>
+      </w:r>
+      <w:proofErr w:type="spellStart"/>
+      <w:r>
+        <w:t>Expression</w:t>
+      </w:r>
+      <w:proofErr w:type="spellEnd"/>
+      <w:r>
+        <w:t xml:space="preserve"> </w:t>
+      </w:r>
+      <w:proofErr w:type="spellStart"/>
+      <w:r>
+        <w:t>Recognition</w:t>
+      </w:r>
+      <w:proofErr w:type="spellEnd"/>
+      <w:r>
+        <w:t>, FER) является одной из ключевых в области компьютерного зрения и аффективных вычислений</w:t>
       </w:r>
       <w:r>
         <w:t>[</w:t>
@@ -20893,10 +22051,63 @@
         <w:contextualSpacing/>
       </w:pPr>
       <w:r>
-        <w:t>Более современный подход базируется на использовании нейросетевых детекторов. Среди них выделяется легковесная свёрточная сеть BlazeFace, оптимизированная для работы в реальном времени на мобильных устройствах. Она оперирует якорными точками и напрямую предсказывает ограничивающие рамки лиц. Однако в данной работе основным инструментом выбрана архитектура MTCNN (Multi-task Cascaded CNN), представляющая собой каскад из трёх последовательных нейронных сетей. Процесс детекции начинается с работы P-Net (Proposal Network), которая генерирует первоначальные кандидаты на расположение лиц. Затем R-Net (Refine Network) отсеивает ложные срабатывания и уточняет границы найденных областей. Финальный этап выполняет O-Net (Output Network), проводя окончательную проверку и определяя пять ключевых точек лица: углы глаз, кончик носа и уголки рта. Подобная каскадная структура обеспечивает высокую скорость обработки при сохранении необходимой точности детекции.</w:t>
-      </w:r>
+        <w:t xml:space="preserve">Более современный подход базируется на использовании нейросетевых детекторов. Среди них выделяется легковесная </w:t>
+      </w:r>
+      <w:proofErr w:type="spellStart"/>
+      <w:r>
+        <w:t>свёрточная</w:t>
+      </w:r>
+      <w:proofErr w:type="spellEnd"/>
+      <w:r>
+        <w:t xml:space="preserve"> сеть </w:t>
+      </w:r>
+      <w:proofErr w:type="spellStart"/>
+      <w:r>
+        <w:t>BlazeFace</w:t>
+      </w:r>
+      <w:proofErr w:type="spellEnd"/>
+      <w:r>
+        <w:t>, оптимизированная для работы в реальном времени на мобильных устройствах. Она оперирует якорными точками и напрямую предсказывает ограничивающие рамки лиц. Однако в данной работе основным инструментом выбрана архитектура MTCNN (Multi-</w:t>
+      </w:r>
+      <w:proofErr w:type="spellStart"/>
+      <w:r>
+        <w:t>task</w:t>
+      </w:r>
+      <w:proofErr w:type="spellEnd"/>
       <w:r>
         <w:t xml:space="preserve"> </w:t>
+      </w:r>
+      <w:proofErr w:type="spellStart"/>
+      <w:r>
+        <w:t>Cascaded</w:t>
+      </w:r>
+      <w:proofErr w:type="spellEnd"/>
+      <w:r>
+        <w:t xml:space="preserve"> CNN), представляющая собой каскад из трёх последовательных нейронных сетей. Процесс детекции начинается с работы P-Net (</w:t>
+      </w:r>
+      <w:proofErr w:type="spellStart"/>
+      <w:r>
+        <w:t>Proposal</w:t>
+      </w:r>
+      <w:proofErr w:type="spellEnd"/>
+      <w:r>
+        <w:t xml:space="preserve"> Network), которая генерирует первоначальные кандидаты на расположение лиц. Затем R-Net (</w:t>
+      </w:r>
+      <w:proofErr w:type="spellStart"/>
+      <w:r>
+        <w:t>Refine</w:t>
+      </w:r>
+      <w:proofErr w:type="spellEnd"/>
+      <w:r>
+        <w:t xml:space="preserve"> Network) отсеивает ложные срабатывания и уточняет границы найденных областей. Финальный этап выполняет O-Net (</w:t>
+      </w:r>
+      <w:proofErr w:type="spellStart"/>
+      <w:r>
+        <w:t>Output</w:t>
+      </w:r>
+      <w:proofErr w:type="spellEnd"/>
+      <w:r>
+        <w:t xml:space="preserve"> Network), проводя окончательную проверку и определяя пять ключевых точек лица: углы глаз, кончик носа и уголки рта. Подобная каскадная структура обеспечивает высокую скорость обработки при сохранении необходимой точности детекции. </w:t>
       </w:r>
       <w:r>
         <w:t>Структура сети MTCNN представлена на рисунке</w:t>
@@ -21106,7 +22317,15 @@
         <w:contextualSpacing/>
       </w:pPr>
       <w:r>
-        <w:t>После детектирования выполняется выравнивание (alignment) – геометрическая трансформация лица к каноническому виду на основе ключевых точек. Это повышает точность последующей классификации эмоций.</w:t>
+        <w:t>После детектирования выполняется выравнивание (</w:t>
+      </w:r>
+      <w:proofErr w:type="spellStart"/>
+      <w:r>
+        <w:t>alignment</w:t>
+      </w:r>
+      <w:proofErr w:type="spellEnd"/>
+      <w:r>
+        <w:t>) – геометрическая трансформация лица к каноническому виду на основе ключевых точек. Это повышает точность последующей классификации эмоций.</w:t>
       </w:r>
     </w:p>
     <w:p>
@@ -21115,7 +22334,31 @@
       </w:pPr>
       <w:r>
         <w:lastRenderedPageBreak/>
-        <w:t>Классификация эмоций выполняется с помощью свёрточных нейронных сетей (CNN). В разработанной системе используется библиотека DeepFace, которая представляет собой мета-библиотеку, включающую несколько предобученных архитектур:</w:t>
+        <w:t xml:space="preserve">Классификация эмоций выполняется с помощью </w:t>
+      </w:r>
+      <w:proofErr w:type="spellStart"/>
+      <w:r>
+        <w:t>свёрточных</w:t>
+      </w:r>
+      <w:proofErr w:type="spellEnd"/>
+      <w:r>
+        <w:t xml:space="preserve"> нейронных сетей (CNN). В разработанной системе используется библиотека </w:t>
+      </w:r>
+      <w:proofErr w:type="spellStart"/>
+      <w:r>
+        <w:t>DeepFace</w:t>
+      </w:r>
+      <w:proofErr w:type="spellEnd"/>
+      <w:r>
+        <w:t xml:space="preserve">, которая представляет собой мета-библиотеку, включающую несколько </w:t>
+      </w:r>
+      <w:proofErr w:type="spellStart"/>
+      <w:r>
+        <w:t>предобученных</w:t>
+      </w:r>
+      <w:proofErr w:type="spellEnd"/>
+      <w:r>
+        <w:t xml:space="preserve"> архитектур:</w:t>
       </w:r>
     </w:p>
     <w:p>
@@ -21127,7 +22370,15 @@
         <w:contextualSpacing/>
       </w:pPr>
       <w:r>
-        <w:t>VGG-Face – глубокая сеть с 16-19 свёрточными слоями, изначально обученная для задачи распознавания лиц, но адаптируемая для классификации эмоций.</w:t>
+        <w:t xml:space="preserve">VGG-Face – глубокая сеть с 16-19 </w:t>
+      </w:r>
+      <w:proofErr w:type="spellStart"/>
+      <w:r>
+        <w:t>свёрточными</w:t>
+      </w:r>
+      <w:proofErr w:type="spellEnd"/>
+      <w:r>
+        <w:t xml:space="preserve"> слоями, изначально обученная для задачи распознавания лиц, но адаптируемая для классификации эмоций.</w:t>
       </w:r>
     </w:p>
     <w:p>
@@ -21139,7 +22390,23 @@
         <w:contextualSpacing/>
       </w:pPr>
       <w:r>
-        <w:t>Facenet512 – архитектура, использующая triplet loss для обучения вложений лиц в компактное пространство признаков.</w:t>
+        <w:t xml:space="preserve">Facenet512 – архитектура, использующая </w:t>
+      </w:r>
+      <w:proofErr w:type="spellStart"/>
+      <w:r>
+        <w:t>triplet</w:t>
+      </w:r>
+      <w:proofErr w:type="spellEnd"/>
+      <w:r>
+        <w:t xml:space="preserve"> </w:t>
+      </w:r>
+      <w:proofErr w:type="spellStart"/>
+      <w:r>
+        <w:t>loss</w:t>
+      </w:r>
+      <w:proofErr w:type="spellEnd"/>
+      <w:r>
+        <w:t xml:space="preserve"> для обучения вложений лиц в компактное пространство признаков.</w:t>
       </w:r>
     </w:p>
     <w:p>
@@ -21150,8 +22417,13 @@
         </w:numPr>
         <w:contextualSpacing/>
       </w:pPr>
-      <w:r>
-        <w:t>EfficientNet – семейство сетей, оптимизированных по соотношению точности и вычислительной сложности.</w:t>
+      <w:proofErr w:type="spellStart"/>
+      <w:r>
+        <w:t>EfficientNet</w:t>
+      </w:r>
+      <w:proofErr w:type="spellEnd"/>
+      <w:r>
+        <w:t xml:space="preserve"> – семейство сетей, оптимизированных по соотношению точности и вычислительной сложности.</w:t>
       </w:r>
     </w:p>
     <w:p>
@@ -21159,7 +22431,15 @@
         <w:contextualSpacing/>
       </w:pPr>
       <w:r>
-        <w:t xml:space="preserve">Архитектура VGG-16, лежащая в основе модели VGG-Face, характеризуется использованием малых свёрточных фильтров 3×3 на всех слоях и последовательным увеличением количества каналов с уменьшением пространственной </w:t>
+        <w:t xml:space="preserve">Архитектура VGG-16, лежащая в основе модели VGG-Face, характеризуется использованием малых </w:t>
+      </w:r>
+      <w:proofErr w:type="spellStart"/>
+      <w:r>
+        <w:t>свёрточных</w:t>
+      </w:r>
+      <w:proofErr w:type="spellEnd"/>
+      <w:r>
+        <w:t xml:space="preserve"> фильтров 3×3 на всех слоях и последовательным увеличением количества каналов с уменьшением пространственной </w:t>
       </w:r>
       <w:r>
         <w:t>размерности [</w:t>
@@ -21186,7 +22466,23 @@
         <w:t>]</w:t>
       </w:r>
       <w:r>
-        <w:t>. Сеть содержит 13 свёрточных слоёв и 3 полносвязных слоя, что обеспечивает глубокое извлечение признаков лица. Блок-схема архитектуры VGG-16 представлена на рисунке</w:t>
+        <w:t xml:space="preserve">. Сеть содержит 13 </w:t>
+      </w:r>
+      <w:proofErr w:type="spellStart"/>
+      <w:r>
+        <w:t>свёрточных</w:t>
+      </w:r>
+      <w:proofErr w:type="spellEnd"/>
+      <w:r>
+        <w:t xml:space="preserve"> слоёв и 3 </w:t>
+      </w:r>
+      <w:proofErr w:type="spellStart"/>
+      <w:r>
+        <w:t>полносвязных</w:t>
+      </w:r>
+      <w:proofErr w:type="spellEnd"/>
+      <w:r>
+        <w:t xml:space="preserve"> слоя, что обеспечивает глубокое извлечение признаков лица. Блок-схема архитектуры VGG-16 представлена на рисунке</w:t>
       </w:r>
       <w:r>
         <w:rPr>
@@ -21370,15 +22666,44 @@
         <w:pStyle w:val="3"/>
       </w:pPr>
       <w:r>
-        <w:t>Модель MediaPipe Face Landmarker</w:t>
-      </w:r>
+        <w:t xml:space="preserve">Модель </w:t>
+      </w:r>
+      <w:proofErr w:type="spellStart"/>
+      <w:r>
+        <w:t>MediaPipe</w:t>
+      </w:r>
+      <w:proofErr w:type="spellEnd"/>
+      <w:r>
+        <w:t xml:space="preserve"> Face </w:t>
+      </w:r>
+      <w:proofErr w:type="spellStart"/>
+      <w:r>
+        <w:t>Landmarker</w:t>
+      </w:r>
+      <w:proofErr w:type="spellEnd"/>
     </w:p>
     <w:p>
       <w:pPr>
         <w:contextualSpacing/>
       </w:pPr>
       <w:r>
-        <w:t>Опционально в системе реализована поддержка MediaPipe Face Landmarker от Google, которая строит плотную сетку из 468 трёхмерных ключевых точек на лице</w:t>
+        <w:t xml:space="preserve">Опционально в системе реализована поддержка </w:t>
+      </w:r>
+      <w:proofErr w:type="spellStart"/>
+      <w:r>
+        <w:t>MediaPipe</w:t>
+      </w:r>
+      <w:proofErr w:type="spellEnd"/>
+      <w:r>
+        <w:t xml:space="preserve"> Face </w:t>
+      </w:r>
+      <w:proofErr w:type="spellStart"/>
+      <w:r>
+        <w:t>Landmarker</w:t>
+      </w:r>
+      <w:proofErr w:type="spellEnd"/>
+      <w:r>
+        <w:t xml:space="preserve"> от Google, которая строит плотную сетку из 468 трёхмерных ключевых точек на лице</w:t>
       </w:r>
       <w:r>
         <w:t xml:space="preserve"> [</w:t>
@@ -21417,7 +22742,15 @@
         </w:numPr>
       </w:pPr>
       <w:r>
-        <w:t>Оценивать blendshape-коэффициенты – параметры, описывающие активность групп лицевых мышц (например, поднятие бровей, растягивание рта);</w:t>
+        <w:t xml:space="preserve">Оценивать </w:t>
+      </w:r>
+      <w:proofErr w:type="spellStart"/>
+      <w:r>
+        <w:t>blendshape</w:t>
+      </w:r>
+      <w:proofErr w:type="spellEnd"/>
+      <w:r>
+        <w:t>-коэффициенты – параметры, описывающие активность групп лицевых мышц (например, поднятие бровей, растягивание рта);</w:t>
       </w:r>
     </w:p>
     <w:p>
@@ -21430,7 +22763,31 @@
       </w:pPr>
       <w:r>
         <w:lastRenderedPageBreak/>
-        <w:t>Вычислять углы поворота головы (yaw, pitch, roll) для анализа позы;</w:t>
+        <w:t>Вычислять углы поворота головы (</w:t>
+      </w:r>
+      <w:proofErr w:type="spellStart"/>
+      <w:r>
+        <w:t>yaw</w:t>
+      </w:r>
+      <w:proofErr w:type="spellEnd"/>
+      <w:r>
+        <w:t xml:space="preserve">, </w:t>
+      </w:r>
+      <w:proofErr w:type="spellStart"/>
+      <w:r>
+        <w:t>pitch</w:t>
+      </w:r>
+      <w:proofErr w:type="spellEnd"/>
+      <w:r>
+        <w:t xml:space="preserve">, </w:t>
+      </w:r>
+      <w:proofErr w:type="spellStart"/>
+      <w:r>
+        <w:t>roll</w:t>
+      </w:r>
+      <w:proofErr w:type="spellEnd"/>
+      <w:r>
+        <w:t>) для анализа позы;</w:t>
       </w:r>
     </w:p>
     <w:p>
@@ -21442,15 +22799,44 @@
         </w:numPr>
       </w:pPr>
       <w:r>
-        <w:t>Отслеживать микровыражения – кратковременные изменения выражения лица длительностью 1/25–1/5 секунды.</w:t>
+        <w:t xml:space="preserve">Отслеживать </w:t>
+      </w:r>
+      <w:proofErr w:type="spellStart"/>
+      <w:r>
+        <w:t>микровыражения</w:t>
+      </w:r>
+      <w:proofErr w:type="spellEnd"/>
+      <w:r>
+        <w:t xml:space="preserve"> – кратковременные изменения выражения лица длительностью 1/25–1/5 секунды.</w:t>
       </w:r>
     </w:p>
     <w:p>
       <w:pPr>
         <w:contextualSpacing/>
       </w:pPr>
-      <w:r>
-        <w:t xml:space="preserve">MediaPipe Face Landmarker использует encoder-decoder архитектуру на базе трансформеров для построения детальной трёхмерной модели лица. Сетка из 468 точек охватывает контуры глаз, бровей, носа, губ и овала лица, позволяя точно отслеживать мимику и положение головы в пространстве. Визуализация сетки ключевых точек представлена на рисунке </w:t>
+      <w:proofErr w:type="spellStart"/>
+      <w:r>
+        <w:t>MediaPipe</w:t>
+      </w:r>
+      <w:proofErr w:type="spellEnd"/>
+      <w:r>
+        <w:t xml:space="preserve"> Face </w:t>
+      </w:r>
+      <w:proofErr w:type="spellStart"/>
+      <w:r>
+        <w:t>Landmarker</w:t>
+      </w:r>
+      <w:proofErr w:type="spellEnd"/>
+      <w:r>
+        <w:t xml:space="preserve"> использует </w:t>
+      </w:r>
+      <w:proofErr w:type="spellStart"/>
+      <w:r>
+        <w:t>encoder-decoder</w:t>
+      </w:r>
+      <w:proofErr w:type="spellEnd"/>
+      <w:r>
+        <w:t xml:space="preserve"> архитектуру на базе трансформеров для построения детальной трёхмерной модели лица. Сетка из 468 точек охватывает контуры глаз, бровей, носа, губ и овала лица, позволяя точно отслеживать мимику и положение головы в пространстве. Визуализация сетки ключевых точек представлена на рисунке </w:t>
       </w:r>
       <w:r>
         <w:fldChar w:fldCharType="begin"/>
@@ -21620,8 +23006,36 @@
           <w:color w:val="000000" w:themeColor="text1"/>
           <w:lang w:eastAsia="en-US" w:bidi="he-IL"/>
         </w:rPr>
-        <w:t xml:space="preserve"> Сетка ключевых точек MediaPipe Face Landmarker</w:t>
-      </w:r>
+        <w:t xml:space="preserve"> Сетка ключевых точек </w:t>
+      </w:r>
+      <w:proofErr w:type="spellStart"/>
+      <w:r>
+        <w:rPr>
+          <w:rFonts w:eastAsiaTheme="minorHAnsi"/>
+          <w:color w:val="000000" w:themeColor="text1"/>
+          <w:lang w:eastAsia="en-US" w:bidi="he-IL"/>
+        </w:rPr>
+        <w:t>MediaPipe</w:t>
+      </w:r>
+      <w:proofErr w:type="spellEnd"/>
+      <w:r>
+        <w:rPr>
+          <w:rFonts w:eastAsiaTheme="minorHAnsi"/>
+          <w:color w:val="000000" w:themeColor="text1"/>
+          <w:lang w:eastAsia="en-US" w:bidi="he-IL"/>
+        </w:rPr>
+        <w:t xml:space="preserve"> Face </w:t>
+      </w:r>
+      <w:proofErr w:type="spellStart"/>
+      <w:r>
+        <w:rPr>
+          <w:rFonts w:eastAsiaTheme="minorHAnsi"/>
+          <w:color w:val="000000" w:themeColor="text1"/>
+          <w:lang w:eastAsia="en-US" w:bidi="he-IL"/>
+        </w:rPr>
+        <w:t>Landmarker</w:t>
+      </w:r>
+      <w:proofErr w:type="spellEnd"/>
     </w:p>
     <w:p>
       <w:pPr>
@@ -21640,7 +23054,15 @@
         </w:numPr>
       </w:pPr>
       <w:r>
-        <w:t>Радость (happiness) – поднятие уголков рта, появление морщин вокруг глаз;</w:t>
+        <w:t>Радость (</w:t>
+      </w:r>
+      <w:proofErr w:type="spellStart"/>
+      <w:r>
+        <w:t>happiness</w:t>
+      </w:r>
+      <w:proofErr w:type="spellEnd"/>
+      <w:r>
+        <w:t>) – поднятие уголков рта, появление морщин вокруг глаз;</w:t>
       </w:r>
     </w:p>
     <w:p>
@@ -21652,7 +23074,15 @@
         </w:numPr>
       </w:pPr>
       <w:r>
-        <w:t>Грусть (sadness) – опускание уголков рта, поднятие внутренних уголков бровей;</w:t>
+        <w:t>Грусть (</w:t>
+      </w:r>
+      <w:proofErr w:type="spellStart"/>
+      <w:r>
+        <w:t>sadness</w:t>
+      </w:r>
+      <w:proofErr w:type="spellEnd"/>
+      <w:r>
+        <w:t>) – опускание уголков рта, поднятие внутренних уголков бровей;</w:t>
       </w:r>
     </w:p>
     <w:p>
@@ -21664,7 +23094,15 @@
         </w:numPr>
       </w:pPr>
       <w:r>
-        <w:t>Гнев (anger) – опускание бровей, сужение глаз, напряжение губ;</w:t>
+        <w:t>Гнев (</w:t>
+      </w:r>
+      <w:proofErr w:type="spellStart"/>
+      <w:r>
+        <w:t>anger</w:t>
+      </w:r>
+      <w:proofErr w:type="spellEnd"/>
+      <w:r>
+        <w:t>) – опускание бровей, сужение глаз, напряжение губ;</w:t>
       </w:r>
     </w:p>
     <w:p>
@@ -21676,7 +23114,15 @@
         </w:numPr>
       </w:pPr>
       <w:r>
-        <w:t>Страх (fear) – поднятие верхних век, растягивание рта;</w:t>
+        <w:t>Страх (</w:t>
+      </w:r>
+      <w:proofErr w:type="spellStart"/>
+      <w:r>
+        <w:t>fear</w:t>
+      </w:r>
+      <w:proofErr w:type="spellEnd"/>
+      <w:r>
+        <w:t>) – поднятие верхних век, растягивание рта;</w:t>
       </w:r>
     </w:p>
     <w:p>
@@ -21688,7 +23134,15 @@
         </w:numPr>
       </w:pPr>
       <w:r>
-        <w:t>Удивление (surprise) – поднятие бровей, расширение глаз, открытие рта;</w:t>
+        <w:t>Удивление (</w:t>
+      </w:r>
+      <w:proofErr w:type="spellStart"/>
+      <w:r>
+        <w:t>surprise</w:t>
+      </w:r>
+      <w:proofErr w:type="spellEnd"/>
+      <w:r>
+        <w:t>) – поднятие бровей, расширение глаз, открытие рта;</w:t>
       </w:r>
     </w:p>
     <w:p>
@@ -21701,7 +23155,15 @@
       </w:pPr>
       <w:r>
         <w:lastRenderedPageBreak/>
-        <w:t>Отвращение (disgust) – поднятие верхней губы, морщинистый нос.</w:t>
+        <w:t>Отвращение (</w:t>
+      </w:r>
+      <w:proofErr w:type="spellStart"/>
+      <w:r>
+        <w:t>disgust</w:t>
+      </w:r>
+      <w:proofErr w:type="spellEnd"/>
+      <w:r>
+        <w:t>) – поднятие верхней губы, морщинистый нос.</w:t>
       </w:r>
     </w:p>
     <w:p>
@@ -21736,7 +23198,15 @@
         <w:t>]</w:t>
       </w:r>
       <w:r>
-        <w:t xml:space="preserve">. Каждая эмоция характеризуется уникальным паттерном активации лицевых мышц (Action Units), который может быть распознан алгоритмами компьютерного зрения. Иллюстрация шести базовых эмоций по Экману представлена на рисунке </w:t>
+        <w:t xml:space="preserve">. Каждая эмоция характеризуется уникальным паттерном активации лицевых мышц (Action </w:t>
+      </w:r>
+      <w:proofErr w:type="spellStart"/>
+      <w:r>
+        <w:t>Units</w:t>
+      </w:r>
+      <w:proofErr w:type="spellEnd"/>
+      <w:r>
+        <w:t xml:space="preserve">), который может быть распознан алгоритмами компьютерного зрения. Иллюстрация шести базовых эмоций по Экману представлена на рисунке </w:t>
       </w:r>
       <w:r>
         <w:fldChar w:fldCharType="begin"/>
@@ -21901,7 +23371,15 @@
         <w:contextualSpacing/>
       </w:pPr>
       <w:r>
-        <w:t>Для предотвращения перегрузки ЦП/ГПУ реализован семафор, ограничивающий количество параллельных инференсов. Результаты публикуются как события «анализ лица» (сохраняется в БД).</w:t>
+        <w:t xml:space="preserve">Для предотвращения перегрузки ЦП/ГПУ реализован семафор, ограничивающий количество параллельных </w:t>
+      </w:r>
+      <w:proofErr w:type="spellStart"/>
+      <w:r>
+        <w:t>инференсов</w:t>
+      </w:r>
+      <w:proofErr w:type="spellEnd"/>
+      <w:r>
+        <w:t>. Результаты публикуются как события «анализ лица» (сохраняется в БД).</w:t>
       </w:r>
     </w:p>
     <w:p>
@@ -21917,7 +23395,31 @@
         <w:contextualSpacing/>
       </w:pPr>
       <w:r>
-        <w:t>Автоматическое распознавание речи (Automatic Speech Recognition, ASR) – это технология преобразования акустического сигнала в текстовое представление.</w:t>
+        <w:t>Автоматическое распознавание речи (</w:t>
+      </w:r>
+      <w:proofErr w:type="spellStart"/>
+      <w:r>
+        <w:t>Automatic</w:t>
+      </w:r>
+      <w:proofErr w:type="spellEnd"/>
+      <w:r>
+        <w:t xml:space="preserve"> </w:t>
+      </w:r>
+      <w:proofErr w:type="spellStart"/>
+      <w:r>
+        <w:t>Speech</w:t>
+      </w:r>
+      <w:proofErr w:type="spellEnd"/>
+      <w:r>
+        <w:t xml:space="preserve"> </w:t>
+      </w:r>
+      <w:proofErr w:type="spellStart"/>
+      <w:r>
+        <w:t>Recognition</w:t>
+      </w:r>
+      <w:proofErr w:type="spellEnd"/>
+      <w:r>
+        <w:t>, ASR) – это технология преобразования акустического сигнала в текстовое представление.</w:t>
       </w:r>
     </w:p>
     <w:p>
@@ -21938,7 +23440,15 @@
       </w:r>
       <w:r>
         <w:lastRenderedPageBreak/>
-        <w:t>включает энкодер и декодер, взаимодействующие через механизм внимания, что позволяет эффективно обрабатывать последовательности данных.</w:t>
+        <w:t xml:space="preserve">включает </w:t>
+      </w:r>
+      <w:proofErr w:type="spellStart"/>
+      <w:r>
+        <w:t>энкодер</w:t>
+      </w:r>
+      <w:proofErr w:type="spellEnd"/>
+      <w:r>
+        <w:t xml:space="preserve"> и декодер, взаимодействующие через механизм внимания, что позволяет эффективно обрабатывать последовательности данных.</w:t>
       </w:r>
     </w:p>
     <w:p>
@@ -21982,7 +23492,31 @@
         <w:t>al</w:t>
       </w:r>
       <w:r>
-        <w:t>. в 2017 году, полностью отказалась от рекуррентных и свёрточных слоёв в пользу механизма самовнимания, что позволило эффективно параллелить вычисления и обрабатывать длинные последовательности</w:t>
+        <w:t xml:space="preserve">. в 2017 году, полностью отказалась от рекуррентных и </w:t>
+      </w:r>
+      <w:proofErr w:type="spellStart"/>
+      <w:r>
+        <w:t>свёрточных</w:t>
+      </w:r>
+      <w:proofErr w:type="spellEnd"/>
+      <w:r>
+        <w:t xml:space="preserve"> слоёв в пользу механизма </w:t>
+      </w:r>
+      <w:proofErr w:type="spellStart"/>
+      <w:r>
+        <w:t>самовнимания</w:t>
+      </w:r>
+      <w:proofErr w:type="spellEnd"/>
+      <w:r>
+        <w:t xml:space="preserve">, что позволило эффективно </w:t>
+      </w:r>
+      <w:proofErr w:type="spellStart"/>
+      <w:r>
+        <w:t>параллелить</w:t>
+      </w:r>
+      <w:proofErr w:type="spellEnd"/>
+      <w:r>
+        <w:t xml:space="preserve"> вычисления и обрабатывать длинные последовательности</w:t>
       </w:r>
       <w:r>
         <w:t xml:space="preserve"> [</w:t>
@@ -22009,7 +23543,23 @@
         <w:t>]</w:t>
       </w:r>
       <w:r>
-        <w:t xml:space="preserve">. Модель состоит из энкодера и декодера, каждый из которых содержит многоголовое внимание, полносвязные слои и нормализацию. </w:t>
+        <w:t xml:space="preserve">. Модель состоит из </w:t>
+      </w:r>
+      <w:proofErr w:type="spellStart"/>
+      <w:r>
+        <w:t>энкодера</w:t>
+      </w:r>
+      <w:proofErr w:type="spellEnd"/>
+      <w:r>
+        <w:t xml:space="preserve"> и декодера, каждый из которых содержит многоголовое внимание, </w:t>
+      </w:r>
+      <w:proofErr w:type="spellStart"/>
+      <w:r>
+        <w:t>полносвязные</w:t>
+      </w:r>
+      <w:proofErr w:type="spellEnd"/>
+      <w:r>
+        <w:t xml:space="preserve"> слои и нормализацию. </w:t>
       </w:r>
       <w:r>
         <w:t xml:space="preserve">Общая архитектура </w:t>
@@ -22217,24 +23767,52 @@
           <w:color w:val="000000" w:themeColor="text1"/>
           <w:lang w:eastAsia="en-US" w:bidi="he-IL"/>
         </w:rPr>
-        <w:t xml:space="preserve"> Архитектура Transformer</w:t>
-      </w:r>
+        <w:t xml:space="preserve"> Архитектура </w:t>
+      </w:r>
+      <w:proofErr w:type="spellStart"/>
+      <w:r>
+        <w:rPr>
+          <w:rFonts w:eastAsiaTheme="minorHAnsi"/>
+          <w:color w:val="000000" w:themeColor="text1"/>
+          <w:lang w:eastAsia="en-US" w:bidi="he-IL"/>
+        </w:rPr>
+        <w:t>Transformer</w:t>
+      </w:r>
+      <w:proofErr w:type="spellEnd"/>
     </w:p>
     <w:p>
       <w:pPr>
         <w:pStyle w:val="3"/>
       </w:pPr>
+      <w:proofErr w:type="spellStart"/>
       <w:r>
         <w:lastRenderedPageBreak/>
         <w:t>Whisper</w:t>
       </w:r>
+      <w:proofErr w:type="spellEnd"/>
     </w:p>
     <w:p>
       <w:pPr>
         <w:contextualSpacing/>
       </w:pPr>
       <w:r>
-        <w:t>В разработанной системе используется модель Whisper от OpenAI, которая представляет собой encoder-decoder трансформер, обученный на 680 000 часов размеченных аудиоданных. Основные компоненты архитектуры:</w:t>
+        <w:t xml:space="preserve">В разработанной системе используется модель </w:t>
+      </w:r>
+      <w:proofErr w:type="spellStart"/>
+      <w:r>
+        <w:t>Whisper</w:t>
+      </w:r>
+      <w:proofErr w:type="spellEnd"/>
+      <w:r>
+        <w:t xml:space="preserve"> от OpenAI, которая представляет собой </w:t>
+      </w:r>
+      <w:proofErr w:type="spellStart"/>
+      <w:r>
+        <w:t>encoder-decoder</w:t>
+      </w:r>
+      <w:proofErr w:type="spellEnd"/>
+      <w:r>
+        <w:t xml:space="preserve"> трансформер, обученный на 680 000 часов размеченных аудиоданных. Основные компоненты архитектуры:</w:t>
       </w:r>
     </w:p>
     <w:p>
@@ -22257,8 +23835,13 @@
         </w:numPr>
         <w:contextualSpacing/>
       </w:pPr>
-      <w:r>
-        <w:t>Энкодер: последовательность из N идентичных блоков каждый из которых содержит:</w:t>
+      <w:proofErr w:type="spellStart"/>
+      <w:r>
+        <w:t>Энкодер</w:t>
+      </w:r>
+      <w:proofErr w:type="spellEnd"/>
+      <w:r>
+        <w:t>: последовательность из N идентичных блоков каждый из которых содержит:</w:t>
       </w:r>
     </w:p>
     <w:p>
@@ -22270,7 +23853,15 @@
         </w:numPr>
       </w:pPr>
       <w:r>
-        <w:t>Механизм самовнимания – позволяет каждому временному шагу «видеть» все остальные шаги и взвешивать их важность;</w:t>
+        <w:t xml:space="preserve">Механизм </w:t>
+      </w:r>
+      <w:proofErr w:type="spellStart"/>
+      <w:r>
+        <w:t>самовнимания</w:t>
+      </w:r>
+      <w:proofErr w:type="spellEnd"/>
+      <w:r>
+        <w:t xml:space="preserve"> – позволяет каждому временному шагу «видеть» все остальные шаги и взвешивать их важность;</w:t>
       </w:r>
     </w:p>
     <w:p>
@@ -22293,8 +23884,13 @@
           <w:numId w:val="4"/>
         </w:numPr>
       </w:pPr>
-      <w:r>
-        <w:t>Полносвязные слои для нелинейной трансформации признаков.</w:t>
+      <w:proofErr w:type="spellStart"/>
+      <w:r>
+        <w:t>Полносвязные</w:t>
+      </w:r>
+      <w:proofErr w:type="spellEnd"/>
+      <w:r>
+        <w:t xml:space="preserve"> слои для нелинейной трансформации признаков.</w:t>
       </w:r>
     </w:p>
     <w:p>
@@ -22306,7 +23902,23 @@
         <w:contextualSpacing/>
       </w:pPr>
       <w:r>
-        <w:t>Декодер: аналогичная структура, но с добавлением кросс-внимания, которое связывает декодер с выходом энкодера. Декодер генерирует текстовые токены авторегрессионно (каждый следующий токен зависит от предыдущих).</w:t>
+        <w:t xml:space="preserve">Декодер: аналогичная структура, но с добавлением кросс-внимания, которое связывает декодер с выходом </w:t>
+      </w:r>
+      <w:proofErr w:type="spellStart"/>
+      <w:r>
+        <w:t>энкодера</w:t>
+      </w:r>
+      <w:proofErr w:type="spellEnd"/>
+      <w:r>
+        <w:t xml:space="preserve">. Декодер генерирует текстовые токены </w:t>
+      </w:r>
+      <w:proofErr w:type="spellStart"/>
+      <w:r>
+        <w:t>авторегрессионно</w:t>
+      </w:r>
+      <w:proofErr w:type="spellEnd"/>
+      <w:r>
+        <w:t xml:space="preserve"> (каждый следующий токен зависит от предыдущих).</w:t>
       </w:r>
     </w:p>
     <w:p>
@@ -22314,7 +23926,47 @@
         <w:contextualSpacing/>
       </w:pPr>
       <w:r>
-        <w:t xml:space="preserve">Модель Whisper преобразует аудиосигнал в мел-спектрограмму, которая подаётся на вход энкодеру. Энкодер извлекает контекстуальные признаки, которые затем используются декодером для генерации текстовых токенов с учётом языковой модели. Кросс-внимание между декодером и энкодером позволяет модели «фокусироваться» на соответствующих участках аудио при генерации каждого слова. Общая схема работы Whisper представлена на рисунке </w:t>
+        <w:t xml:space="preserve">Модель </w:t>
+      </w:r>
+      <w:proofErr w:type="spellStart"/>
+      <w:r>
+        <w:t>Whisper</w:t>
+      </w:r>
+      <w:proofErr w:type="spellEnd"/>
+      <w:r>
+        <w:t xml:space="preserve"> преобразует аудиосигнал в мел-спектрограмму, которая подаётся на вход </w:t>
+      </w:r>
+      <w:proofErr w:type="spellStart"/>
+      <w:r>
+        <w:t>энкодеру</w:t>
+      </w:r>
+      <w:proofErr w:type="spellEnd"/>
+      <w:r>
+        <w:t xml:space="preserve">. </w:t>
+      </w:r>
+      <w:proofErr w:type="spellStart"/>
+      <w:r>
+        <w:t>Энкодер</w:t>
+      </w:r>
+      <w:proofErr w:type="spellEnd"/>
+      <w:r>
+        <w:t xml:space="preserve"> извлекает контекстуальные признаки, которые затем используются декодером для генерации текстовых токенов с учётом языковой модели. Кросс-внимание между декодером и </w:t>
+      </w:r>
+      <w:proofErr w:type="spellStart"/>
+      <w:r>
+        <w:t>энкодером</w:t>
+      </w:r>
+      <w:proofErr w:type="spellEnd"/>
+      <w:r>
+        <w:t xml:space="preserve"> позволяет модели «фокусироваться» на соответствующих участках аудио при генерации каждого слова. Общая схема работы </w:t>
+      </w:r>
+      <w:proofErr w:type="spellStart"/>
+      <w:r>
+        <w:t>Whisper</w:t>
+      </w:r>
+      <w:proofErr w:type="spellEnd"/>
+      <w:r>
+        <w:t xml:space="preserve"> представлена на рисунке </w:t>
       </w:r>
       <w:r>
         <w:rPr>
@@ -22493,9 +24145,19 @@
           <w:color w:val="000000" w:themeColor="text1"/>
           <w:lang w:eastAsia="en-US" w:bidi="he-IL"/>
         </w:rPr>
-        <w:t xml:space="preserve"> Общая схема Whisper</w:t>
+        <w:t xml:space="preserve"> Общая схема </w:t>
+      </w:r>
+      <w:proofErr w:type="spellStart"/>
+      <w:r>
+        <w:rPr>
+          <w:rFonts w:eastAsiaTheme="minorHAnsi"/>
+          <w:color w:val="000000" w:themeColor="text1"/>
+          <w:lang w:eastAsia="en-US" w:bidi="he-IL"/>
+        </w:rPr>
+        <w:t>Whisper</w:t>
       </w:r>
       <w:bookmarkEnd w:id="59"/>
+      <w:proofErr w:type="spellEnd"/>
     </w:p>
     <w:p>
       <w:pPr>
@@ -22596,15 +24258,44 @@
         <w:contextualSpacing/>
       </w:pPr>
       <w:r>
-        <w:t>Оптимизация инференса: faster-whisper</w:t>
-      </w:r>
+        <w:t xml:space="preserve">Оптимизация </w:t>
+      </w:r>
+      <w:proofErr w:type="spellStart"/>
+      <w:r>
+        <w:t>инференса</w:t>
+      </w:r>
+      <w:proofErr w:type="spellEnd"/>
+      <w:r>
+        <w:t xml:space="preserve">: </w:t>
+      </w:r>
+      <w:proofErr w:type="spellStart"/>
+      <w:r>
+        <w:t>faster-whisper</w:t>
+      </w:r>
+      <w:proofErr w:type="spellEnd"/>
     </w:p>
     <w:p>
       <w:pPr>
         <w:contextualSpacing/>
       </w:pPr>
       <w:r>
-        <w:t>Для ускорения работы в реальном времени используется библиотека faster-whisper, основанная на CTranslate2 – движке эффективного инференса трансформеров. Оптимизации включают:</w:t>
+        <w:t xml:space="preserve">Для ускорения работы в реальном времени используется библиотека </w:t>
+      </w:r>
+      <w:proofErr w:type="spellStart"/>
+      <w:r>
+        <w:t>faster-whisper</w:t>
+      </w:r>
+      <w:proofErr w:type="spellEnd"/>
+      <w:r>
+        <w:t xml:space="preserve">, основанная на CTranslate2 – движке эффективного </w:t>
+      </w:r>
+      <w:proofErr w:type="spellStart"/>
+      <w:r>
+        <w:t>инференса</w:t>
+      </w:r>
+      <w:proofErr w:type="spellEnd"/>
+      <w:r>
+        <w:t xml:space="preserve"> трансформеров. Оптимизации включают:</w:t>
       </w:r>
     </w:p>
     <w:p>
@@ -22629,7 +24320,15 @@
       </w:pPr>
       <w:r>
         <w:lastRenderedPageBreak/>
-        <w:t>Пакетная обработка – одновременная обработка нескольких аудиочанков;</w:t>
+        <w:t xml:space="preserve">Пакетная обработка – одновременная обработка нескольких </w:t>
+      </w:r>
+      <w:proofErr w:type="spellStart"/>
+      <w:r>
+        <w:t>аудиочанков</w:t>
+      </w:r>
+      <w:proofErr w:type="spellEnd"/>
+      <w:r>
+        <w:t>;</w:t>
       </w:r>
     </w:p>
     <w:p>
@@ -22659,17 +24358,81 @@
     </w:p>
     <w:p>
       <w:r>
-        <w:t>В разработанном комплексе применяется предобученная модель DistilBERT — легковесная версия трансформера BERT, оптимизированная для задач классификации текста. Модель содержит 66 миллионов параметров (по сравнению с 110 миллионами у исходного BERT), что позволяет выполнять инференс с минимальной задержкой при сохранении высокой точности определения контекста.</w:t>
-      </w:r>
-    </w:p>
-    <w:p>
-      <w:r>
-        <w:t>Процесс обработки текста включает три последовательных этапа. На первом этапе выполняется сегментация потока транскрибированного текста на смысловые единицы — предложения или законченные реплики — с последующей токенизацией и преобразованием в числовые представления. На втором этапе векторизованный текст передаётся на вход нейросетевой модели для извлечения контекстуальных признаков посредством механизма самовнимания. На третьем этапе каждой реплике присваивается дискретная метка тональности: позитивная, нейтральная или негативная.</w:t>
-      </w:r>
-    </w:p>
-    <w:p>
-      <w:r>
-        <w:t>Результаты текстового анализа асинхронно сохраняются в базе данных PostgreSQL в формате JSONB с привязкой к временным меткам и идентификатору спикера. Такая структура хранения позволяет на этапе формирования отчёта сопоставлять семантическую тональность речи с визуальными признаками (мимика) и акустическими характеристиками (голос), реализуя принцип мультимодального позднего слияния (late fusion).</w:t>
+        <w:t xml:space="preserve">В разработанном комплексе применяется </w:t>
+      </w:r>
+      <w:proofErr w:type="spellStart"/>
+      <w:r>
+        <w:t>предобученная</w:t>
+      </w:r>
+      <w:proofErr w:type="spellEnd"/>
+      <w:r>
+        <w:t xml:space="preserve"> модель </w:t>
+      </w:r>
+      <w:proofErr w:type="spellStart"/>
+      <w:r>
+        <w:t>DistilBERT</w:t>
+      </w:r>
+      <w:proofErr w:type="spellEnd"/>
+      <w:r>
+        <w:t xml:space="preserve"> — легковесная версия трансформера BERT, оптимизированная для задач классификации текста. Модель содержит 66 миллионов параметров (по сравнению с 110 миллионами у исходного BERT), что позволяет выполнять </w:t>
+      </w:r>
+      <w:proofErr w:type="spellStart"/>
+      <w:r>
+        <w:t>инференс</w:t>
+      </w:r>
+      <w:proofErr w:type="spellEnd"/>
+      <w:r>
+        <w:t xml:space="preserve"> с минимальной задержкой при сохранении высокой точности определения контекста.</w:t>
+      </w:r>
+    </w:p>
+    <w:p>
+      <w:r>
+        <w:t xml:space="preserve">Процесс обработки текста включает три последовательных этапа. На первом этапе выполняется сегментация потока транскрибированного текста на смысловые единицы — предложения или законченные реплики — с последующей </w:t>
+      </w:r>
+      <w:proofErr w:type="spellStart"/>
+      <w:r>
+        <w:t>токенизацией</w:t>
+      </w:r>
+      <w:proofErr w:type="spellEnd"/>
+      <w:r>
+        <w:t xml:space="preserve"> и преобразованием в числовые представления. На втором этапе векторизованный текст передаётся на вход нейросетевой модели для извлечения контекстуальных признаков посредством механизма </w:t>
+      </w:r>
+      <w:proofErr w:type="spellStart"/>
+      <w:r>
+        <w:t>самовнимания</w:t>
+      </w:r>
+      <w:proofErr w:type="spellEnd"/>
+      <w:r>
+        <w:t>. На третьем этапе каждой реплике присваивается дискретная метка тональности: позитивная, нейтральная или негативная.</w:t>
+      </w:r>
+    </w:p>
+    <w:p>
+      <w:r>
+        <w:t xml:space="preserve">Результаты текстового анализа асинхронно сохраняются в базе данных </w:t>
+      </w:r>
+      <w:proofErr w:type="spellStart"/>
+      <w:r>
+        <w:t>PostgreSQL</w:t>
+      </w:r>
+      <w:proofErr w:type="spellEnd"/>
+      <w:r>
+        <w:t xml:space="preserve"> в формате JSONB с привязкой к временным меткам и идентификатору спикера. Такая структура хранения позволяет на этапе формирования отчёта сопоставлять семантическую тональность речи с визуальными признаками (мимика) и акустическими характеристиками (голос), реализуя принцип мультимодального позднего слияния (</w:t>
+      </w:r>
+      <w:proofErr w:type="spellStart"/>
+      <w:r>
+        <w:t>late</w:t>
+      </w:r>
+      <w:proofErr w:type="spellEnd"/>
+      <w:r>
+        <w:t xml:space="preserve"> </w:t>
+      </w:r>
+      <w:proofErr w:type="spellStart"/>
+      <w:r>
+        <w:t>fusion</w:t>
+      </w:r>
+      <w:proofErr w:type="spellEnd"/>
+      <w:r>
+        <w:t>).</w:t>
       </w:r>
     </w:p>
     <w:p>
@@ -22686,7 +24449,31 @@
         <w:contextualSpacing/>
       </w:pPr>
       <w:r>
-        <w:t>Агрегация итогов встречи реализована в модуле отчётности. На текущем этапе применяется эвристический подход late fusion (позднее слияние): статистика эмоций, таймлайны активности, ключевые фразы из транскрипта и метрики вовлечённости объединяются по временным окнам.</w:t>
+        <w:t xml:space="preserve">Агрегация итогов встречи реализована в модуле отчётности. На текущем этапе применяется эвристический подход </w:t>
+      </w:r>
+      <w:proofErr w:type="spellStart"/>
+      <w:r>
+        <w:t>late</w:t>
+      </w:r>
+      <w:proofErr w:type="spellEnd"/>
+      <w:r>
+        <w:t xml:space="preserve"> </w:t>
+      </w:r>
+      <w:proofErr w:type="spellStart"/>
+      <w:r>
+        <w:t>fusion</w:t>
+      </w:r>
+      <w:proofErr w:type="spellEnd"/>
+      <w:r>
+        <w:t xml:space="preserve"> (позднее слияние): статистика эмоций, </w:t>
+      </w:r>
+      <w:proofErr w:type="spellStart"/>
+      <w:r>
+        <w:t>таймлайны</w:t>
+      </w:r>
+      <w:proofErr w:type="spellEnd"/>
+      <w:r>
+        <w:t xml:space="preserve"> активности, ключевые фразы из транскрипта и метрики вовлечённости объединяются по временным окнам.</w:t>
       </w:r>
     </w:p>
     <w:p>
@@ -22705,8 +24492,37 @@
           <w:numId w:val="4"/>
         </w:numPr>
       </w:pPr>
-      <w:r>
-        <w:t>Meeting summary – сводка по встрече: распределение эмоций (доли событий по категориям), текстовые highlights (ключевые моменты), рейтинг вовлечённости участников, покрытие (coverage) – доля времени, когда были доступны данные;</w:t>
+      <w:proofErr w:type="spellStart"/>
+      <w:r>
+        <w:t>Meeting</w:t>
+      </w:r>
+      <w:proofErr w:type="spellEnd"/>
+      <w:r>
+        <w:t xml:space="preserve"> </w:t>
+      </w:r>
+      <w:proofErr w:type="spellStart"/>
+      <w:r>
+        <w:t>summary</w:t>
+      </w:r>
+      <w:proofErr w:type="spellEnd"/>
+      <w:r>
+        <w:t xml:space="preserve"> – сводка по встрече: распределение эмоций (доли событий по категориям), текстовые </w:t>
+      </w:r>
+      <w:proofErr w:type="spellStart"/>
+      <w:r>
+        <w:t>highlights</w:t>
+      </w:r>
+      <w:proofErr w:type="spellEnd"/>
+      <w:r>
+        <w:t xml:space="preserve"> (ключевые моменты), рейтинг вовлечённости участников, покрытие (</w:t>
+      </w:r>
+      <w:proofErr w:type="spellStart"/>
+      <w:r>
+        <w:t>coverage</w:t>
+      </w:r>
+      <w:proofErr w:type="spellEnd"/>
+      <w:r>
+        <w:t>) – доля времени, когда были доступны данные;</w:t>
       </w:r>
     </w:p>
     <w:p>
@@ -22717,8 +24533,21 @@
           <w:numId w:val="4"/>
         </w:numPr>
       </w:pPr>
-      <w:r>
-        <w:t>Participant tiles – карточки участников с индивидуальной статистикой;</w:t>
+      <w:proofErr w:type="spellStart"/>
+      <w:r>
+        <w:t>Participant</w:t>
+      </w:r>
+      <w:proofErr w:type="spellEnd"/>
+      <w:r>
+        <w:t xml:space="preserve"> </w:t>
+      </w:r>
+      <w:proofErr w:type="spellStart"/>
+      <w:r>
+        <w:t>tiles</w:t>
+      </w:r>
+      <w:proofErr w:type="spellEnd"/>
+      <w:r>
+        <w:t xml:space="preserve"> – карточки участников с индивидуальной статистикой;</w:t>
       </w:r>
     </w:p>
     <w:p>
@@ -22729,8 +24558,13 @@
           <w:numId w:val="4"/>
         </w:numPr>
       </w:pPr>
-      <w:r>
-        <w:t>Timelines – временные шкалы изменения эмоций и активности;</w:t>
+      <w:proofErr w:type="spellStart"/>
+      <w:r>
+        <w:t>Timelines</w:t>
+      </w:r>
+      <w:proofErr w:type="spellEnd"/>
+      <w:r>
+        <w:t xml:space="preserve"> – временные шкалы изменения эмоций и активности;</w:t>
       </w:r>
     </w:p>
     <w:p>
@@ -22742,7 +24576,31 @@
         </w:numPr>
       </w:pPr>
       <w:r>
-        <w:t>Face tracking summary – сводка по трекингу лиц (при наличии данных от MediaPipe);</w:t>
+        <w:t xml:space="preserve">Face </w:t>
+      </w:r>
+      <w:proofErr w:type="spellStart"/>
+      <w:r>
+        <w:t>tracking</w:t>
+      </w:r>
+      <w:proofErr w:type="spellEnd"/>
+      <w:r>
+        <w:t xml:space="preserve"> </w:t>
+      </w:r>
+      <w:proofErr w:type="spellStart"/>
+      <w:r>
+        <w:t>summary</w:t>
+      </w:r>
+      <w:proofErr w:type="spellEnd"/>
+      <w:r>
+        <w:t xml:space="preserve"> – сводка по трекингу лиц (при наличии данных от </w:t>
+      </w:r>
+      <w:proofErr w:type="spellStart"/>
+      <w:r>
+        <w:t>MediaPipe</w:t>
+      </w:r>
+      <w:proofErr w:type="spellEnd"/>
+      <w:r>
+        <w:t>);</w:t>
       </w:r>
     </w:p>
     <w:p>
@@ -22753,8 +24611,13 @@
           <w:numId w:val="4"/>
         </w:numPr>
       </w:pPr>
-      <w:r>
-        <w:t>Observations – наблюдения и рекомендации.</w:t>
+      <w:proofErr w:type="spellStart"/>
+      <w:r>
+        <w:t>Observations</w:t>
+      </w:r>
+      <w:proofErr w:type="spellEnd"/>
+      <w:r>
+        <w:t xml:space="preserve"> – наблюдения и рекомендации.</w:t>
       </w:r>
     </w:p>
     <w:p>
@@ -22789,7 +24652,15 @@
         <w:contextualSpacing/>
       </w:pPr>
       <w:r>
-        <w:t>В качестве СУБД выбрана PostgreSQL. Схема данных управляется через файловые миграции. Ключевые таблицы:</w:t>
+        <w:t xml:space="preserve">В качестве СУБД выбрана </w:t>
+      </w:r>
+      <w:proofErr w:type="spellStart"/>
+      <w:r>
+        <w:t>PostgreSQL</w:t>
+      </w:r>
+      <w:proofErr w:type="spellEnd"/>
+      <w:r>
+        <w:t>. Схема данных управляется через файловые миграции. Ключевые таблицы:</w:t>
       </w:r>
     </w:p>
     <w:p>
@@ -22883,7 +24754,31 @@
         <w:contextualSpacing/>
       </w:pPr>
       <w:r>
-        <w:t>Интеграция всех модулей обеспечивается согласованными контрактами обмена данными и оркестрацией через Docker Compose. Полный цикл работы системы выглядит следующим образом:</w:t>
+        <w:t xml:space="preserve">Интеграция всех модулей обеспечивается согласованными контрактами обмена данными и </w:t>
+      </w:r>
+      <w:proofErr w:type="spellStart"/>
+      <w:r>
+        <w:t>оркестрацией</w:t>
+      </w:r>
+      <w:proofErr w:type="spellEnd"/>
+      <w:r>
+        <w:t xml:space="preserve"> через </w:t>
+      </w:r>
+      <w:proofErr w:type="spellStart"/>
+      <w:r>
+        <w:t>Docker</w:t>
+      </w:r>
+      <w:proofErr w:type="spellEnd"/>
+      <w:r>
+        <w:t xml:space="preserve"> </w:t>
+      </w:r>
+      <w:proofErr w:type="spellStart"/>
+      <w:r>
+        <w:t>Compose</w:t>
+      </w:r>
+      <w:proofErr w:type="spellEnd"/>
+      <w:r>
+        <w:t>. Полный цикл работы системы выглядит следующим образом:</w:t>
       </w:r>
     </w:p>
     <w:p>
@@ -22907,7 +24802,15 @@
         <w:contextualSpacing/>
       </w:pPr>
       <w:r>
-        <w:t>Клиент устанавливает WebSocket-соединение, отправляет сообщение о присоединении, запускает захват аудио и периодический сбор кадров.</w:t>
+        <w:t xml:space="preserve">Клиент устанавливает </w:t>
+      </w:r>
+      <w:proofErr w:type="spellStart"/>
+      <w:r>
+        <w:t>WebSocket</w:t>
+      </w:r>
+      <w:proofErr w:type="spellEnd"/>
+      <w:r>
+        <w:t>-соединение, отправляет сообщение о присоединении, запускает захват аудио и периодический сбор кадров.</w:t>
       </w:r>
     </w:p>
     <w:p>
@@ -22931,7 +24834,15 @@
         <w:contextualSpacing/>
       </w:pPr>
       <w:r>
-        <w:t>Результаты анализа возвращаются на сервер, записываются в PostgreSQL и транслируются клиентам в реальном времени.</w:t>
+        <w:t xml:space="preserve">Результаты анализа возвращаются на сервер, записываются в </w:t>
+      </w:r>
+      <w:proofErr w:type="spellStart"/>
+      <w:r>
+        <w:t>PostgreSQL</w:t>
+      </w:r>
+      <w:proofErr w:type="spellEnd"/>
+      <w:r>
+        <w:t xml:space="preserve"> и транслируются клиентам в реальном времени.</w:t>
       </w:r>
     </w:p>
     <w:p>
@@ -22955,7 +24866,23 @@
         </w:numPr>
       </w:pPr>
       <w:r>
-        <w:t>Автоматизация процессов разработки реализована через CI/CD-пайплайн, который выполняет статический анализ кода, запуск модульных тестов и сборку Docker-образов. Такой подход обеспечивает воспроизводимость среды развёртывания и раннее выявление регрессионных ошибок.</w:t>
+        <w:t>Автоматизация процессов разработки реализована через CI/CD-</w:t>
+      </w:r>
+      <w:proofErr w:type="spellStart"/>
+      <w:r>
+        <w:t>пайплайн</w:t>
+      </w:r>
+      <w:proofErr w:type="spellEnd"/>
+      <w:r>
+        <w:t xml:space="preserve">, который выполняет статический анализ кода, запуск модульных тестов и сборку </w:t>
+      </w:r>
+      <w:proofErr w:type="spellStart"/>
+      <w:r>
+        <w:t>Docker</w:t>
+      </w:r>
+      <w:proofErr w:type="spellEnd"/>
+      <w:r>
+        <w:t>-образов. Такой подход обеспечивает воспроизводимость среды развёртывания и раннее выявление регрессионных ошибок.</w:t>
       </w:r>
     </w:p>
     <w:p>
@@ -22965,9 +24892,22 @@
       <w:r>
         <w:t xml:space="preserve">Разработанный программный комплекс прошёл тестирование на ключевых сценариях использования: безопасная авторизация, обмен </w:t>
       </w:r>
+      <w:proofErr w:type="spellStart"/>
       <w:r>
         <w:lastRenderedPageBreak/>
-        <w:t>медиаданными с минимальной задержкой, мультимодальный анализ в реальном времени и формирование структурированных отчётов. Модульная архитектура системы создаёт основу для дальнейшего развития: замены эвристических алгоритмов на обученные модели агрегации, добавления функции записи видеовстреч и расширения аналитических метрик без необходимости пересмотра базовой архитектуры</w:t>
+        <w:t>медиаданными</w:t>
+      </w:r>
+      <w:proofErr w:type="spellEnd"/>
+      <w:r>
+        <w:t xml:space="preserve"> с минимальной задержкой, мультимодальный анализ в реальном времени и формирование структурированных отчётов. Модульная архитектура системы создаёт основу для дальнейшего развития: замены эвристических алгоритмов на обученные модели агрегации, добавления функции записи </w:t>
+      </w:r>
+      <w:proofErr w:type="spellStart"/>
+      <w:r>
+        <w:t>видеовстреч</w:t>
+      </w:r>
+      <w:proofErr w:type="spellEnd"/>
+      <w:r>
+        <w:t xml:space="preserve"> и расширения аналитических метрик без необходимости пересмотра базовой архитектуры</w:t>
       </w:r>
       <w:r>
         <w:t>.</w:t>
@@ -23048,7 +24988,39 @@
           <w:rFonts w:cs="Times New Roman"/>
           <w:lang w:bidi="ru-RU"/>
         </w:rPr>
-        <w:t>спроектирована и реализована клиент-серверная архитектура системы, обеспечивающая обмен медиаданными в режиме реального времени с использованием протокола WebSocket;</w:t>
+        <w:t xml:space="preserve">спроектирована и реализована клиент-серверная архитектура системы, обеспечивающая обмен </w:t>
+      </w:r>
+      <w:proofErr w:type="spellStart"/>
+      <w:r>
+        <w:rPr>
+          <w:rFonts w:cs="Times New Roman"/>
+          <w:lang w:bidi="ru-RU"/>
+        </w:rPr>
+        <w:t>медиаданными</w:t>
+      </w:r>
+      <w:proofErr w:type="spellEnd"/>
+      <w:r>
+        <w:rPr>
+          <w:rFonts w:cs="Times New Roman"/>
+          <w:lang w:bidi="ru-RU"/>
+        </w:rPr>
+        <w:t xml:space="preserve"> в режиме реального времени с использованием протокола </w:t>
+      </w:r>
+      <w:proofErr w:type="spellStart"/>
+      <w:r>
+        <w:rPr>
+          <w:rFonts w:cs="Times New Roman"/>
+          <w:lang w:bidi="ru-RU"/>
+        </w:rPr>
+        <w:t>WebSocket</w:t>
+      </w:r>
+      <w:proofErr w:type="spellEnd"/>
+      <w:r>
+        <w:rPr>
+          <w:rFonts w:cs="Times New Roman"/>
+          <w:lang w:bidi="ru-RU"/>
+        </w:rPr>
+        <w:t>;</w:t>
       </w:r>
     </w:p>
     <w:p>
@@ -23068,7 +25040,23 @@
           <w:rFonts w:cs="Times New Roman"/>
           <w:lang w:bidi="ru-RU"/>
         </w:rPr>
-        <w:t>разработан модуль аутентификации пользователей с применением токенов JWT, алгоритма хеширования bcrypt и механизмов защиты от подбора учётных данных;</w:t>
+        <w:t xml:space="preserve">разработан модуль аутентификации пользователей с применением токенов JWT, алгоритма хеширования </w:t>
+      </w:r>
+      <w:proofErr w:type="spellStart"/>
+      <w:r>
+        <w:rPr>
+          <w:rFonts w:cs="Times New Roman"/>
+          <w:lang w:bidi="ru-RU"/>
+        </w:rPr>
+        <w:t>bcrypt</w:t>
+      </w:r>
+      <w:proofErr w:type="spellEnd"/>
+      <w:r>
+        <w:rPr>
+          <w:rFonts w:cs="Times New Roman"/>
+          <w:lang w:bidi="ru-RU"/>
+        </w:rPr>
+        <w:t xml:space="preserve"> и механизмов защиты от подбора учётных данных;</w:t>
       </w:r>
     </w:p>
     <w:p>
@@ -23109,7 +25097,71 @@
           <w:rFonts w:cs="Times New Roman"/>
           <w:lang w:bidi="ru-RU"/>
         </w:rPr>
-        <w:t>интегрированы нейросетевые модели для детекции лиц и классификации базовых эмоциональных состояний (DeepFace, MediaPipe Face Landmarker), а также для автоматического распознавания речи (faster-whisper);</w:t>
+        <w:t>интегрированы нейросетевые модели для детекции лиц и классификации базовых эмоциональных состояний (</w:t>
+      </w:r>
+      <w:proofErr w:type="spellStart"/>
+      <w:r>
+        <w:rPr>
+          <w:rFonts w:cs="Times New Roman"/>
+          <w:lang w:bidi="ru-RU"/>
+        </w:rPr>
+        <w:t>DeepFace</w:t>
+      </w:r>
+      <w:proofErr w:type="spellEnd"/>
+      <w:r>
+        <w:rPr>
+          <w:rFonts w:cs="Times New Roman"/>
+          <w:lang w:bidi="ru-RU"/>
+        </w:rPr>
+        <w:t xml:space="preserve">, </w:t>
+      </w:r>
+      <w:proofErr w:type="spellStart"/>
+      <w:r>
+        <w:rPr>
+          <w:rFonts w:cs="Times New Roman"/>
+          <w:lang w:bidi="ru-RU"/>
+        </w:rPr>
+        <w:t>MediaPipe</w:t>
+      </w:r>
+      <w:proofErr w:type="spellEnd"/>
+      <w:r>
+        <w:rPr>
+          <w:rFonts w:cs="Times New Roman"/>
+          <w:lang w:bidi="ru-RU"/>
+        </w:rPr>
+        <w:t xml:space="preserve"> Face </w:t>
+      </w:r>
+      <w:proofErr w:type="spellStart"/>
+      <w:r>
+        <w:rPr>
+          <w:rFonts w:cs="Times New Roman"/>
+          <w:lang w:bidi="ru-RU"/>
+        </w:rPr>
+        <w:t>Landmarker</w:t>
+      </w:r>
+      <w:proofErr w:type="spellEnd"/>
+      <w:r>
+        <w:rPr>
+          <w:rFonts w:cs="Times New Roman"/>
+          <w:lang w:bidi="ru-RU"/>
+        </w:rPr>
+        <w:t>), а также для автоматического распознавания речи (</w:t>
+      </w:r>
+      <w:proofErr w:type="spellStart"/>
+      <w:r>
+        <w:rPr>
+          <w:rFonts w:cs="Times New Roman"/>
+          <w:lang w:bidi="ru-RU"/>
+        </w:rPr>
+        <w:t>faster-whisper</w:t>
+      </w:r>
+      <w:proofErr w:type="spellEnd"/>
+      <w:r>
+        <w:rPr>
+          <w:rFonts w:cs="Times New Roman"/>
+          <w:lang w:bidi="ru-RU"/>
+        </w:rPr>
+        <w:t>);</w:t>
       </w:r>
     </w:p>
     <w:p>
@@ -23149,7 +25201,39 @@
           <w:rFonts w:cs="Times New Roman"/>
           <w:lang w:bidi="ru-RU"/>
         </w:rPr>
-        <w:t>реализован эвристический механизм формирования аналитических отчётов (late fusion), обеспечивающий агрегацию статистики эмоциональных состояний, временных меток активности и ключевых фрагментов транскрипции.</w:t>
+        <w:t>реализован эвристический механизм формирования аналитических отчётов (</w:t>
+      </w:r>
+      <w:proofErr w:type="spellStart"/>
+      <w:r>
+        <w:rPr>
+          <w:rFonts w:cs="Times New Roman"/>
+          <w:lang w:bidi="ru-RU"/>
+        </w:rPr>
+        <w:t>late</w:t>
+      </w:r>
+      <w:proofErr w:type="spellEnd"/>
+      <w:r>
+        <w:rPr>
+          <w:rFonts w:cs="Times New Roman"/>
+          <w:lang w:bidi="ru-RU"/>
+        </w:rPr>
+        <w:t xml:space="preserve"> </w:t>
+      </w:r>
+      <w:proofErr w:type="spellStart"/>
+      <w:r>
+        <w:rPr>
+          <w:rFonts w:cs="Times New Roman"/>
+          <w:lang w:bidi="ru-RU"/>
+        </w:rPr>
+        <w:t>fusion</w:t>
+      </w:r>
+      <w:proofErr w:type="spellEnd"/>
+      <w:r>
+        <w:rPr>
+          <w:rFonts w:cs="Times New Roman"/>
+          <w:lang w:bidi="ru-RU"/>
+        </w:rPr>
+        <w:t>), обеспечивающий агрегацию статистики эмоциональных состояний, временных меток активности и ключевых фрагментов транскрипции.</w:t>
       </w:r>
     </w:p>
     <w:p>
@@ -23344,7 +25428,21 @@
         <w:rPr>
           <w:lang w:bidi="ru-RU"/>
         </w:rPr>
-        <w:t>Реализован серверный модуль управления сессиями на языке Go с поддержкой REST API и WebSocket-коммуникации.</w:t>
+        <w:t xml:space="preserve">Реализован серверный модуль управления сессиями на языке Go с поддержкой REST API и </w:t>
+      </w:r>
+      <w:proofErr w:type="spellStart"/>
+      <w:r>
+        <w:rPr>
+          <w:lang w:bidi="ru-RU"/>
+        </w:rPr>
+        <w:t>WebSocket</w:t>
+      </w:r>
+      <w:proofErr w:type="spellEnd"/>
+      <w:r>
+        <w:rPr>
+          <w:lang w:bidi="ru-RU"/>
+        </w:rPr>
+        <w:t>-коммуникации.</w:t>
       </w:r>
     </w:p>
     <w:p>
@@ -23362,7 +25460,35 @@
         <w:rPr>
           <w:lang w:bidi="ru-RU"/>
         </w:rPr>
-        <w:t>Разработан пользовательский интерфейс на базе React и TypeScript, обеспечивающий проведение видеоконференций и визуализацию аналитических данных.</w:t>
+        <w:t xml:space="preserve">Разработан пользовательский интерфейс на базе </w:t>
+      </w:r>
+      <w:proofErr w:type="spellStart"/>
+      <w:r>
+        <w:rPr>
+          <w:lang w:bidi="ru-RU"/>
+        </w:rPr>
+        <w:t>React</w:t>
+      </w:r>
+      <w:proofErr w:type="spellEnd"/>
+      <w:r>
+        <w:rPr>
+          <w:lang w:bidi="ru-RU"/>
+        </w:rPr>
+        <w:t xml:space="preserve"> и </w:t>
+      </w:r>
+      <w:proofErr w:type="spellStart"/>
+      <w:r>
+        <w:rPr>
+          <w:lang w:bidi="ru-RU"/>
+        </w:rPr>
+        <w:t>TypeScript</w:t>
+      </w:r>
+      <w:proofErr w:type="spellEnd"/>
+      <w:r>
+        <w:rPr>
+          <w:lang w:bidi="ru-RU"/>
+        </w:rPr>
+        <w:t>, обеспечивающий проведение видеоконференций и визуализацию аналитических данных.</w:t>
       </w:r>
     </w:p>
     <w:p>
@@ -23380,7 +25506,63 @@
         <w:rPr>
           <w:lang w:bidi="ru-RU"/>
         </w:rPr>
-        <w:t>Реализованы модули искусственного интеллекта для анализа выражений лица (DeepFace, MediaPipe) и распознавания речи (Whisper / faster-whisper).</w:t>
+        <w:t>Реализованы модули искусственного интеллекта для анализа выражений лица (</w:t>
+      </w:r>
+      <w:proofErr w:type="spellStart"/>
+      <w:r>
+        <w:rPr>
+          <w:lang w:bidi="ru-RU"/>
+        </w:rPr>
+        <w:t>DeepFace</w:t>
+      </w:r>
+      <w:proofErr w:type="spellEnd"/>
+      <w:r>
+        <w:rPr>
+          <w:lang w:bidi="ru-RU"/>
+        </w:rPr>
+        <w:t xml:space="preserve">, </w:t>
+      </w:r>
+      <w:proofErr w:type="spellStart"/>
+      <w:r>
+        <w:rPr>
+          <w:lang w:bidi="ru-RU"/>
+        </w:rPr>
+        <w:t>MediaPipe</w:t>
+      </w:r>
+      <w:proofErr w:type="spellEnd"/>
+      <w:r>
+        <w:rPr>
+          <w:lang w:bidi="ru-RU"/>
+        </w:rPr>
+        <w:t>) и распознавания речи (</w:t>
+      </w:r>
+      <w:proofErr w:type="spellStart"/>
+      <w:r>
+        <w:rPr>
+          <w:lang w:bidi="ru-RU"/>
+        </w:rPr>
+        <w:t>Whisper</w:t>
+      </w:r>
+      <w:proofErr w:type="spellEnd"/>
+      <w:r>
+        <w:rPr>
+          <w:lang w:bidi="ru-RU"/>
+        </w:rPr>
+        <w:t xml:space="preserve"> / </w:t>
+      </w:r>
+      <w:proofErr w:type="spellStart"/>
+      <w:r>
+        <w:rPr>
+          <w:lang w:bidi="ru-RU"/>
+        </w:rPr>
+        <w:t>faster-whisper</w:t>
+      </w:r>
+      <w:proofErr w:type="spellEnd"/>
+      <w:r>
+        <w:rPr>
+          <w:lang w:bidi="ru-RU"/>
+        </w:rPr>
+        <w:t>).</w:t>
       </w:r>
     </w:p>
     <w:p>
@@ -23398,7 +25580,21 @@
         <w:rPr>
           <w:lang w:bidi="ru-RU"/>
         </w:rPr>
-        <w:t>Спроектирован и реализован механизм хранения мультимодальных данных в СУБД PostgreSQL с использованием формата JSONB.</w:t>
+        <w:t xml:space="preserve">Спроектирован и реализован механизм хранения мультимодальных данных в СУБД </w:t>
+      </w:r>
+      <w:proofErr w:type="spellStart"/>
+      <w:r>
+        <w:rPr>
+          <w:lang w:bidi="ru-RU"/>
+        </w:rPr>
+        <w:t>PostgreSQL</w:t>
+      </w:r>
+      <w:proofErr w:type="spellEnd"/>
+      <w:r>
+        <w:rPr>
+          <w:lang w:bidi="ru-RU"/>
+        </w:rPr>
+        <w:t xml:space="preserve"> с использованием формата JSONB.</w:t>
       </w:r>
     </w:p>
     <w:p>
@@ -23416,7 +25612,35 @@
         <w:rPr>
           <w:lang w:bidi="ru-RU"/>
         </w:rPr>
-        <w:t>Разработан модуль формирования аналитических отчётов на основе эвристического объединения (late fusion) признаков.</w:t>
+        <w:t>Разработан модуль формирования аналитических отчётов на основе эвристического объединения (</w:t>
+      </w:r>
+      <w:proofErr w:type="spellStart"/>
+      <w:r>
+        <w:rPr>
+          <w:lang w:bidi="ru-RU"/>
+        </w:rPr>
+        <w:t>late</w:t>
+      </w:r>
+      <w:proofErr w:type="spellEnd"/>
+      <w:r>
+        <w:rPr>
+          <w:lang w:bidi="ru-RU"/>
+        </w:rPr>
+        <w:t xml:space="preserve"> </w:t>
+      </w:r>
+      <w:proofErr w:type="spellStart"/>
+      <w:r>
+        <w:rPr>
+          <w:lang w:bidi="ru-RU"/>
+        </w:rPr>
+        <w:t>fusion</w:t>
+      </w:r>
+      <w:proofErr w:type="spellEnd"/>
+      <w:r>
+        <w:rPr>
+          <w:lang w:bidi="ru-RU"/>
+        </w:rPr>
+        <w:t>) признаков.</w:t>
       </w:r>
     </w:p>
     <w:p>
@@ -23435,7 +25659,35 @@
           <w:lang w:bidi="ru-RU"/>
         </w:rPr>
         <w:lastRenderedPageBreak/>
-        <w:t>Обеспечена интеграция всех компонентов системы с использованием Docker Compose и проведено комплексное тестирование основных сценариев работы.</w:t>
+        <w:t xml:space="preserve">Обеспечена интеграция всех компонентов системы с использованием </w:t>
+      </w:r>
+      <w:proofErr w:type="spellStart"/>
+      <w:r>
+        <w:rPr>
+          <w:lang w:bidi="ru-RU"/>
+        </w:rPr>
+        <w:t>Docker</w:t>
+      </w:r>
+      <w:proofErr w:type="spellEnd"/>
+      <w:r>
+        <w:rPr>
+          <w:lang w:bidi="ru-RU"/>
+        </w:rPr>
+        <w:t xml:space="preserve"> </w:t>
+      </w:r>
+      <w:proofErr w:type="spellStart"/>
+      <w:r>
+        <w:rPr>
+          <w:lang w:bidi="ru-RU"/>
+        </w:rPr>
+        <w:t>Compose</w:t>
+      </w:r>
+      <w:proofErr w:type="spellEnd"/>
+      <w:r>
+        <w:rPr>
+          <w:lang w:bidi="ru-RU"/>
+        </w:rPr>
+        <w:t xml:space="preserve"> и проведено комплексное тестирование основных сценариев работы.</w:t>
       </w:r>
     </w:p>
     <w:p>
@@ -23477,7 +25729,35 @@
         <w:rPr>
           <w:lang w:bidi="ru-RU"/>
         </w:rPr>
-        <w:t>Перспективы дальнейшего развития проекта включают замену эвристического механизма формирования отчётов на нейросетевую модель агрегации признаков, оптимизацию потоковой транскрибации речи (streaming ASR), реализацию функции записи и последующего анализа видеоконференций, а также расширение аналитических метрик за счёт интеграции с корпоративными HRM-системами и инструментами управления проектами.</w:t>
+        <w:t xml:space="preserve">Перспективы дальнейшего развития проекта включают замену эвристического механизма формирования отчётов на нейросетевую модель агрегации признаков, оптимизацию потоковой </w:t>
+      </w:r>
+      <w:proofErr w:type="spellStart"/>
+      <w:r>
+        <w:rPr>
+          <w:lang w:bidi="ru-RU"/>
+        </w:rPr>
+        <w:t>транскрибации</w:t>
+      </w:r>
+      <w:proofErr w:type="spellEnd"/>
+      <w:r>
+        <w:rPr>
+          <w:lang w:bidi="ru-RU"/>
+        </w:rPr>
+        <w:t xml:space="preserve"> речи (</w:t>
+      </w:r>
+      <w:proofErr w:type="spellStart"/>
+      <w:r>
+        <w:rPr>
+          <w:lang w:bidi="ru-RU"/>
+        </w:rPr>
+        <w:t>streaming</w:t>
+      </w:r>
+      <w:proofErr w:type="spellEnd"/>
+      <w:r>
+        <w:rPr>
+          <w:lang w:bidi="ru-RU"/>
+        </w:rPr>
+        <w:t xml:space="preserve"> ASR), реализацию функции записи и последующего анализа видеоконференций, а также расширение аналитических метрик за счёт интеграции с корпоративными HRM-системами и инструментами управления проектами.</w:t>
       </w:r>
     </w:p>
     <w:p>
@@ -23537,7 +25817,23 @@
           <w:rFonts w:cs="Times New Roman"/>
           <w:lang w:val="en-US" w:bidi="ru-RU"/>
         </w:rPr>
-        <w:t>Goodfellow I., Bengio Y., Courville A. Deep Learning. – Cambridge : MIT Press, 2016. – 800 p. – ISBN 978-0-262-03561-3.</w:t>
+        <w:t xml:space="preserve">Goodfellow I., Bengio Y., Courville A. Deep Learning. – </w:t>
+      </w:r>
+      <w:proofErr w:type="gramStart"/>
+      <w:r>
+        <w:rPr>
+          <w:rFonts w:cs="Times New Roman"/>
+          <w:lang w:val="en-US" w:bidi="ru-RU"/>
+        </w:rPr>
+        <w:t>Cambridge :</w:t>
+      </w:r>
+      <w:proofErr w:type="gramEnd"/>
+      <w:r>
+        <w:rPr>
+          <w:rFonts w:cs="Times New Roman"/>
+          <w:lang w:val="en-US" w:bidi="ru-RU"/>
+        </w:rPr>
+        <w:t xml:space="preserve"> MIT Press, 2016. – 800 p. – ISBN 978-0-262-03561-3.</w:t>
       </w:r>
       <w:bookmarkEnd w:id="71"/>
     </w:p>
@@ -23553,12 +25849,53 @@
           <w:lang w:val="en-US" w:bidi="ru-RU"/>
         </w:rPr>
       </w:pPr>
+      <w:proofErr w:type="spellStart"/>
       <w:r>
         <w:rPr>
           <w:rFonts w:cs="Times New Roman"/>
           <w:lang w:val="en-US" w:bidi="ru-RU"/>
         </w:rPr>
-        <w:t>Bradski G., Kaehler A. Learning OpenCV: Computer Vision with the OpenCV Library. – Sebastopol : O’Reilly Media, 2008. – 555 p. – ISBN 978-0-596-51613-0.</w:t>
+        <w:t>Bradski</w:t>
+      </w:r>
+      <w:proofErr w:type="spellEnd"/>
+      <w:r>
+        <w:rPr>
+          <w:rFonts w:cs="Times New Roman"/>
+          <w:lang w:val="en-US" w:bidi="ru-RU"/>
+        </w:rPr>
+        <w:t xml:space="preserve"> G., </w:t>
+      </w:r>
+      <w:proofErr w:type="spellStart"/>
+      <w:r>
+        <w:rPr>
+          <w:rFonts w:cs="Times New Roman"/>
+          <w:lang w:val="en-US" w:bidi="ru-RU"/>
+        </w:rPr>
+        <w:t>Kaehler</w:t>
+      </w:r>
+      <w:proofErr w:type="spellEnd"/>
+      <w:r>
+        <w:rPr>
+          <w:rFonts w:cs="Times New Roman"/>
+          <w:lang w:val="en-US" w:bidi="ru-RU"/>
+        </w:rPr>
+        <w:t xml:space="preserve"> A. Learning OpenCV: Computer Vision with the OpenCV Library. – </w:t>
+      </w:r>
+      <w:proofErr w:type="gramStart"/>
+      <w:r>
+        <w:rPr>
+          <w:rFonts w:cs="Times New Roman"/>
+          <w:lang w:val="en-US" w:bidi="ru-RU"/>
+        </w:rPr>
+        <w:t>Sebastopol :</w:t>
+      </w:r>
+      <w:proofErr w:type="gramEnd"/>
+      <w:r>
+        <w:rPr>
+          <w:rFonts w:cs="Times New Roman"/>
+          <w:lang w:val="en-US" w:bidi="ru-RU"/>
+        </w:rPr>
+        <w:t xml:space="preserve"> O’Reilly Media, 2008. – 555 p. – ISBN 978-0-596-51613-0.</w:t>
       </w:r>
     </w:p>
     <w:p>
@@ -23579,7 +25916,71 @@
           <w:rFonts w:cs="Times New Roman"/>
           <w:lang w:val="en-US" w:bidi="ru-RU"/>
         </w:rPr>
-        <w:t>Vaswani A., Shazeer N., Parmar N. et al. Attention Is All You Need // Advances in Neural Information Processing Systems (NeurIPS). – 2017. – Vol. 30. – URL: https://arxiv.org/abs/1706.03762 (дата обращения: 10.05.2026).</w:t>
+        <w:t xml:space="preserve">Vaswani A., </w:t>
+      </w:r>
+      <w:proofErr w:type="spellStart"/>
+      <w:r>
+        <w:rPr>
+          <w:rFonts w:cs="Times New Roman"/>
+          <w:lang w:val="en-US" w:bidi="ru-RU"/>
+        </w:rPr>
+        <w:t>Shazeer</w:t>
+      </w:r>
+      <w:proofErr w:type="spellEnd"/>
+      <w:r>
+        <w:rPr>
+          <w:rFonts w:cs="Times New Roman"/>
+          <w:lang w:val="en-US" w:bidi="ru-RU"/>
+        </w:rPr>
+        <w:t xml:space="preserve"> N., Parmar N. et al. Attention Is All You Need // Advances in Neural Information Processing Systems (</w:t>
+      </w:r>
+      <w:proofErr w:type="spellStart"/>
+      <w:r>
+        <w:rPr>
+          <w:rFonts w:cs="Times New Roman"/>
+          <w:lang w:val="en-US" w:bidi="ru-RU"/>
+        </w:rPr>
+        <w:t>NeurIPS</w:t>
+      </w:r>
+      <w:proofErr w:type="spellEnd"/>
+      <w:r>
+        <w:rPr>
+          <w:rFonts w:cs="Times New Roman"/>
+          <w:lang w:val="en-US" w:bidi="ru-RU"/>
+        </w:rPr>
+        <w:t>). – 2017. – Vol. 30. – URL: https://arxiv.org/abs/1706.03762 (</w:t>
+      </w:r>
+      <w:proofErr w:type="spellStart"/>
+      <w:r>
+        <w:rPr>
+          <w:rFonts w:cs="Times New Roman"/>
+          <w:lang w:val="en-US" w:bidi="ru-RU"/>
+        </w:rPr>
+        <w:t>дата</w:t>
+      </w:r>
+      <w:proofErr w:type="spellEnd"/>
+      <w:r>
+        <w:rPr>
+          <w:rFonts w:cs="Times New Roman"/>
+          <w:lang w:val="en-US" w:bidi="ru-RU"/>
+        </w:rPr>
+        <w:t xml:space="preserve"> </w:t>
+      </w:r>
+      <w:proofErr w:type="spellStart"/>
+      <w:r>
+        <w:rPr>
+          <w:rFonts w:cs="Times New Roman"/>
+          <w:lang w:val="en-US" w:bidi="ru-RU"/>
+        </w:rPr>
+        <w:t>обращения</w:t>
+      </w:r>
+      <w:proofErr w:type="spellEnd"/>
+      <w:r>
+        <w:rPr>
+          <w:rFonts w:cs="Times New Roman"/>
+          <w:lang w:val="en-US" w:bidi="ru-RU"/>
+        </w:rPr>
+        <w:t>: 10.05.2026).</w:t>
       </w:r>
       <w:bookmarkEnd w:id="72"/>
     </w:p>
@@ -23601,7 +26002,39 @@
           <w:rFonts w:cs="Times New Roman"/>
           <w:lang w:val="en-US" w:bidi="ru-RU"/>
         </w:rPr>
-        <w:t>Radford A., Kim J. W., Xu T. et al. Robust Speech Recognition via Large-Scale Weak Supervision // Proceedings of the 40th International Conference on Machine Learning (ICML). – 2023. – URL: https://arxiv.org/abs/2212.04356 (дата обращения: 10.05.2026).</w:t>
+        <w:t>Radford A., Kim J. W., Xu T. et al. Robust Speech Recognition via Large-Scale Weak Supervision // Proceedings of the 40th International Conference on Machine Learning (ICML). – 2023. – URL: https://arxiv.org/abs/2212.04356 (</w:t>
+      </w:r>
+      <w:proofErr w:type="spellStart"/>
+      <w:r>
+        <w:rPr>
+          <w:rFonts w:cs="Times New Roman"/>
+          <w:lang w:val="en-US" w:bidi="ru-RU"/>
+        </w:rPr>
+        <w:t>дата</w:t>
+      </w:r>
+      <w:proofErr w:type="spellEnd"/>
+      <w:r>
+        <w:rPr>
+          <w:rFonts w:cs="Times New Roman"/>
+          <w:lang w:val="en-US" w:bidi="ru-RU"/>
+        </w:rPr>
+        <w:t xml:space="preserve"> </w:t>
+      </w:r>
+      <w:proofErr w:type="spellStart"/>
+      <w:r>
+        <w:rPr>
+          <w:rFonts w:cs="Times New Roman"/>
+          <w:lang w:val="en-US" w:bidi="ru-RU"/>
+        </w:rPr>
+        <w:t>обращения</w:t>
+      </w:r>
+      <w:proofErr w:type="spellEnd"/>
+      <w:r>
+        <w:rPr>
+          <w:rFonts w:cs="Times New Roman"/>
+          <w:lang w:val="en-US" w:bidi="ru-RU"/>
+        </w:rPr>
+        <w:t>: 10.05.2026).</w:t>
       </w:r>
       <w:bookmarkEnd w:id="73"/>
     </w:p>
@@ -23623,7 +26056,55 @@
           <w:rFonts w:cs="Times New Roman"/>
           <w:lang w:val="en-US" w:bidi="ru-RU"/>
         </w:rPr>
-        <w:t>Zhang K., Zhang Z., Li Z., Qiao Y. Joint Face Detection and Alignment Using Multi-Task Cascaded Convolutional Networks // IEEE Signal Processing Letters. – 2016. – Vol. 23, № 10. – P. 1499–1503. – URL: https://arxiv.org/abs/1604.02878 (дата обращения: 10.05.2026).</w:t>
+        <w:t xml:space="preserve">Zhang K., Zhang Z., Li Z., </w:t>
+      </w:r>
+      <w:proofErr w:type="spellStart"/>
+      <w:r>
+        <w:rPr>
+          <w:rFonts w:cs="Times New Roman"/>
+          <w:lang w:val="en-US" w:bidi="ru-RU"/>
+        </w:rPr>
+        <w:t>Qiao</w:t>
+      </w:r>
+      <w:proofErr w:type="spellEnd"/>
+      <w:r>
+        <w:rPr>
+          <w:rFonts w:cs="Times New Roman"/>
+          <w:lang w:val="en-US" w:bidi="ru-RU"/>
+        </w:rPr>
+        <w:t xml:space="preserve"> Y. Joint Face Detection and Alignment Using Multi-Task Cascaded Convolutional Networks // IEEE Signal Processing Letters. – 2016. – Vol. 23, № 10. – P. 1499–1503. – URL: https://arxiv.org/abs/1604.02878 (</w:t>
+      </w:r>
+      <w:proofErr w:type="spellStart"/>
+      <w:r>
+        <w:rPr>
+          <w:rFonts w:cs="Times New Roman"/>
+          <w:lang w:val="en-US" w:bidi="ru-RU"/>
+        </w:rPr>
+        <w:t>дата</w:t>
+      </w:r>
+      <w:proofErr w:type="spellEnd"/>
+      <w:r>
+        <w:rPr>
+          <w:rFonts w:cs="Times New Roman"/>
+          <w:lang w:val="en-US" w:bidi="ru-RU"/>
+        </w:rPr>
+        <w:t xml:space="preserve"> </w:t>
+      </w:r>
+      <w:proofErr w:type="spellStart"/>
+      <w:r>
+        <w:rPr>
+          <w:rFonts w:cs="Times New Roman"/>
+          <w:lang w:val="en-US" w:bidi="ru-RU"/>
+        </w:rPr>
+        <w:t>обращения</w:t>
+      </w:r>
+      <w:proofErr w:type="spellEnd"/>
+      <w:r>
+        <w:rPr>
+          <w:rFonts w:cs="Times New Roman"/>
+          <w:lang w:val="en-US" w:bidi="ru-RU"/>
+        </w:rPr>
+        <w:t>: 10.05.2026).</w:t>
       </w:r>
       <w:bookmarkEnd w:id="74"/>
     </w:p>
@@ -23640,12 +26121,69 @@
         </w:rPr>
       </w:pPr>
       <w:bookmarkStart w:id="75" w:name="_Ref229768360"/>
+      <w:proofErr w:type="spellStart"/>
       <w:r>
         <w:rPr>
           <w:rFonts w:cs="Times New Roman"/>
           <w:lang w:val="en-US" w:bidi="ru-RU"/>
         </w:rPr>
-        <w:t>Parkhi O. M., Vedaldi A., Zisserman A. Deep Face Recognition // Proceedings of the British Machine Vision Conference (BMVC). – 2015. – URL: https://www.robots.ox.ac.uk/~vgg/publications/2015/Parkhi15/parkhi15.pdf (дата обращения: 10.05.2026).</w:t>
+        <w:t>Parkhi</w:t>
+      </w:r>
+      <w:proofErr w:type="spellEnd"/>
+      <w:r>
+        <w:rPr>
+          <w:rFonts w:cs="Times New Roman"/>
+          <w:lang w:val="en-US" w:bidi="ru-RU"/>
+        </w:rPr>
+        <w:t xml:space="preserve"> O. M., </w:t>
+      </w:r>
+      <w:proofErr w:type="spellStart"/>
+      <w:r>
+        <w:rPr>
+          <w:rFonts w:cs="Times New Roman"/>
+          <w:lang w:val="en-US" w:bidi="ru-RU"/>
+        </w:rPr>
+        <w:t>Vedaldi</w:t>
+      </w:r>
+      <w:proofErr w:type="spellEnd"/>
+      <w:r>
+        <w:rPr>
+          <w:rFonts w:cs="Times New Roman"/>
+          <w:lang w:val="en-US" w:bidi="ru-RU"/>
+        </w:rPr>
+        <w:t xml:space="preserve"> A., Zisserman A. Deep Face Recognition // Proceedings of the British Machine Vision Conference (BMVC). – 2015. – URL: https://www.robots.ox.ac.uk/~vgg/publications/2015/Parkhi15/parkhi15.pdf (</w:t>
+      </w:r>
+      <w:proofErr w:type="spellStart"/>
+      <w:r>
+        <w:rPr>
+          <w:rFonts w:cs="Times New Roman"/>
+          <w:lang w:val="en-US" w:bidi="ru-RU"/>
+        </w:rPr>
+        <w:t>дата</w:t>
+      </w:r>
+      <w:proofErr w:type="spellEnd"/>
+      <w:r>
+        <w:rPr>
+          <w:rFonts w:cs="Times New Roman"/>
+          <w:lang w:val="en-US" w:bidi="ru-RU"/>
+        </w:rPr>
+        <w:t xml:space="preserve"> </w:t>
+      </w:r>
+      <w:proofErr w:type="spellStart"/>
+      <w:r>
+        <w:rPr>
+          <w:rFonts w:cs="Times New Roman"/>
+          <w:lang w:val="en-US" w:bidi="ru-RU"/>
+        </w:rPr>
+        <w:t>обращения</w:t>
+      </w:r>
+      <w:proofErr w:type="spellEnd"/>
+      <w:r>
+        <w:rPr>
+          <w:rFonts w:cs="Times New Roman"/>
+          <w:lang w:val="en-US" w:bidi="ru-RU"/>
+        </w:rPr>
+        <w:t>: 10.05.2026).</w:t>
       </w:r>
       <w:bookmarkEnd w:id="75"/>
     </w:p>
@@ -23698,6 +26236,7 @@
         </w:rPr>
         <w:t xml:space="preserve"> </w:t>
       </w:r>
+      <w:proofErr w:type="spellStart"/>
       <w:r>
         <w:rPr>
           <w:rFonts w:cs="Times New Roman"/>
@@ -23705,6 +26244,7 @@
         </w:rPr>
         <w:t>MediaPipe</w:t>
       </w:r>
+      <w:proofErr w:type="spellEnd"/>
       <w:r>
         <w:rPr>
           <w:rFonts w:cs="Times New Roman"/>
@@ -23726,6 +26266,7 @@
         </w:rPr>
         <w:t xml:space="preserve"> </w:t>
       </w:r>
+      <w:proofErr w:type="spellStart"/>
       <w:r>
         <w:rPr>
           <w:rFonts w:cs="Times New Roman"/>
@@ -23733,6 +26274,7 @@
         </w:rPr>
         <w:t>Landmarker</w:t>
       </w:r>
+      <w:proofErr w:type="spellEnd"/>
       <w:r>
         <w:rPr>
           <w:rFonts w:cs="Times New Roman"/>
